--- a/Work Allocation Model.docx
+++ b/Work Allocation Model.docx
@@ -470,12 +470,6 @@
         <w:gridCol w:w="2750"/>
       </w:tblGrid>
       <w:tr>
-        <w:tblPrEx>
-          <w:tblCellMar>
-            <w:top w:w="0" w:type="dxa"/>
-            <w:bottom w:w="0" w:type="dxa"/>
-          </w:tblCellMar>
-        </w:tblPrEx>
         <w:trPr>
           <w:tblHeader/>
         </w:trPr>
@@ -531,12 +525,6 @@
         </w:tc>
       </w:tr>
       <w:tr>
-        <w:tblPrEx>
-          <w:tblCellMar>
-            <w:top w:w="0" w:type="dxa"/>
-            <w:bottom w:w="0" w:type="dxa"/>
-          </w:tblCellMar>
-        </w:tblPrEx>
         <w:tc>
           <w:tcPr>
             <w:tcW w:w="6600" w:type="dxa"/>
@@ -583,12 +571,6 @@
         </w:tc>
       </w:tr>
       <w:tr>
-        <w:tblPrEx>
-          <w:tblCellMar>
-            <w:top w:w="0" w:type="dxa"/>
-            <w:bottom w:w="0" w:type="dxa"/>
-          </w:tblCellMar>
-        </w:tblPrEx>
         <w:tc>
           <w:tcPr>
             <w:tcW w:w="6600" w:type="dxa"/>
@@ -635,12 +617,6 @@
         </w:tc>
       </w:tr>
       <w:tr>
-        <w:tblPrEx>
-          <w:tblCellMar>
-            <w:top w:w="0" w:type="dxa"/>
-            <w:bottom w:w="0" w:type="dxa"/>
-          </w:tblCellMar>
-        </w:tblPrEx>
         <w:tc>
           <w:tcPr>
             <w:tcW w:w="6600" w:type="dxa"/>
@@ -703,12 +679,6 @@
         </w:tc>
       </w:tr>
       <w:tr>
-        <w:tblPrEx>
-          <w:tblCellMar>
-            <w:top w:w="0" w:type="dxa"/>
-            <w:bottom w:w="0" w:type="dxa"/>
-          </w:tblCellMar>
-        </w:tblPrEx>
         <w:tc>
           <w:tcPr>
             <w:tcW w:w="6600" w:type="dxa"/>
@@ -832,12 +802,6 @@
         <w:gridCol w:w="2350"/>
       </w:tblGrid>
       <w:tr>
-        <w:tblPrEx>
-          <w:tblCellMar>
-            <w:top w:w="0" w:type="dxa"/>
-            <w:bottom w:w="0" w:type="dxa"/>
-          </w:tblCellMar>
-        </w:tblPrEx>
         <w:trPr>
           <w:tblHeader/>
         </w:trPr>
@@ -893,12 +857,6 @@
         </w:tc>
       </w:tr>
       <w:tr>
-        <w:tblPrEx>
-          <w:tblCellMar>
-            <w:top w:w="0" w:type="dxa"/>
-            <w:bottom w:w="0" w:type="dxa"/>
-          </w:tblCellMar>
-        </w:tblPrEx>
         <w:tc>
           <w:tcPr>
             <w:tcW w:w="7000" w:type="dxa"/>
@@ -945,12 +903,6 @@
         </w:tc>
       </w:tr>
       <w:tr>
-        <w:tblPrEx>
-          <w:tblCellMar>
-            <w:top w:w="0" w:type="dxa"/>
-            <w:bottom w:w="0" w:type="dxa"/>
-          </w:tblCellMar>
-        </w:tblPrEx>
         <w:tc>
           <w:tcPr>
             <w:tcW w:w="7000" w:type="dxa"/>
@@ -997,12 +949,6 @@
         </w:tc>
       </w:tr>
       <w:tr>
-        <w:tblPrEx>
-          <w:tblCellMar>
-            <w:top w:w="0" w:type="dxa"/>
-            <w:bottom w:w="0" w:type="dxa"/>
-          </w:tblCellMar>
-        </w:tblPrEx>
         <w:tc>
           <w:tcPr>
             <w:tcW w:w="7000" w:type="dxa"/>
@@ -1049,12 +995,6 @@
         </w:tc>
       </w:tr>
       <w:tr>
-        <w:tblPrEx>
-          <w:tblCellMar>
-            <w:top w:w="0" w:type="dxa"/>
-            <w:bottom w:w="0" w:type="dxa"/>
-          </w:tblCellMar>
-        </w:tblPrEx>
         <w:tc>
           <w:tcPr>
             <w:tcW w:w="7000" w:type="dxa"/>
@@ -1168,12 +1108,6 @@
         <w:gridCol w:w="2350"/>
       </w:tblGrid>
       <w:tr>
-        <w:tblPrEx>
-          <w:tblCellMar>
-            <w:top w:w="0" w:type="dxa"/>
-            <w:bottom w:w="0" w:type="dxa"/>
-          </w:tblCellMar>
-        </w:tblPrEx>
         <w:trPr>
           <w:tblHeader/>
         </w:trPr>
@@ -1229,12 +1163,6 @@
         </w:tc>
       </w:tr>
       <w:tr>
-        <w:tblPrEx>
-          <w:tblCellMar>
-            <w:top w:w="0" w:type="dxa"/>
-            <w:bottom w:w="0" w:type="dxa"/>
-          </w:tblCellMar>
-        </w:tblPrEx>
         <w:tc>
           <w:tcPr>
             <w:tcW w:w="7000" w:type="dxa"/>
@@ -1281,12 +1209,6 @@
         </w:tc>
       </w:tr>
       <w:tr>
-        <w:tblPrEx>
-          <w:tblCellMar>
-            <w:top w:w="0" w:type="dxa"/>
-            <w:bottom w:w="0" w:type="dxa"/>
-          </w:tblCellMar>
-        </w:tblPrEx>
         <w:tc>
           <w:tcPr>
             <w:tcW w:w="7000" w:type="dxa"/>
@@ -1333,12 +1255,6 @@
         </w:tc>
       </w:tr>
       <w:tr>
-        <w:tblPrEx>
-          <w:tblCellMar>
-            <w:top w:w="0" w:type="dxa"/>
-            <w:bottom w:w="0" w:type="dxa"/>
-          </w:tblCellMar>
-        </w:tblPrEx>
         <w:tc>
           <w:tcPr>
             <w:tcW w:w="7000" w:type="dxa"/>
@@ -1385,12 +1301,6 @@
         </w:tc>
       </w:tr>
       <w:tr>
-        <w:tblPrEx>
-          <w:tblCellMar>
-            <w:top w:w="0" w:type="dxa"/>
-            <w:bottom w:w="0" w:type="dxa"/>
-          </w:tblCellMar>
-        </w:tblPrEx>
         <w:tc>
           <w:tcPr>
             <w:tcW w:w="7000" w:type="dxa"/>
@@ -1472,12 +1382,6 @@
         <w:gridCol w:w="2350"/>
       </w:tblGrid>
       <w:tr>
-        <w:tblPrEx>
-          <w:tblCellMar>
-            <w:top w:w="0" w:type="dxa"/>
-            <w:bottom w:w="0" w:type="dxa"/>
-          </w:tblCellMar>
-        </w:tblPrEx>
         <w:trPr>
           <w:tblHeader/>
         </w:trPr>
@@ -1533,12 +1437,6 @@
         </w:tc>
       </w:tr>
       <w:tr>
-        <w:tblPrEx>
-          <w:tblCellMar>
-            <w:top w:w="0" w:type="dxa"/>
-            <w:bottom w:w="0" w:type="dxa"/>
-          </w:tblCellMar>
-        </w:tblPrEx>
         <w:tc>
           <w:tcPr>
             <w:tcW w:w="7000" w:type="dxa"/>
@@ -1585,12 +1483,6 @@
         </w:tc>
       </w:tr>
       <w:tr>
-        <w:tblPrEx>
-          <w:tblCellMar>
-            <w:top w:w="0" w:type="dxa"/>
-            <w:bottom w:w="0" w:type="dxa"/>
-          </w:tblCellMar>
-        </w:tblPrEx>
         <w:tc>
           <w:tcPr>
             <w:tcW w:w="7000" w:type="dxa"/>
@@ -1637,12 +1529,6 @@
         </w:tc>
       </w:tr>
       <w:tr>
-        <w:tblPrEx>
-          <w:tblCellMar>
-            <w:top w:w="0" w:type="dxa"/>
-            <w:bottom w:w="0" w:type="dxa"/>
-          </w:tblCellMar>
-        </w:tblPrEx>
         <w:tc>
           <w:tcPr>
             <w:tcW w:w="7000" w:type="dxa"/>
@@ -1689,12 +1575,6 @@
         </w:tc>
       </w:tr>
       <w:tr>
-        <w:tblPrEx>
-          <w:tblCellMar>
-            <w:top w:w="0" w:type="dxa"/>
-            <w:bottom w:w="0" w:type="dxa"/>
-          </w:tblCellMar>
-        </w:tblPrEx>
         <w:tc>
           <w:tcPr>
             <w:tcW w:w="7000" w:type="dxa"/>
@@ -1776,12 +1656,6 @@
         <w:gridCol w:w="2350"/>
       </w:tblGrid>
       <w:tr>
-        <w:tblPrEx>
-          <w:tblCellMar>
-            <w:top w:w="0" w:type="dxa"/>
-            <w:bottom w:w="0" w:type="dxa"/>
-          </w:tblCellMar>
-        </w:tblPrEx>
         <w:trPr>
           <w:tblHeader/>
         </w:trPr>
@@ -1837,12 +1711,6 @@
         </w:tc>
       </w:tr>
       <w:tr>
-        <w:tblPrEx>
-          <w:tblCellMar>
-            <w:top w:w="0" w:type="dxa"/>
-            <w:bottom w:w="0" w:type="dxa"/>
-          </w:tblCellMar>
-        </w:tblPrEx>
         <w:tc>
           <w:tcPr>
             <w:tcW w:w="7000" w:type="dxa"/>
@@ -1889,12 +1757,6 @@
         </w:tc>
       </w:tr>
       <w:tr>
-        <w:tblPrEx>
-          <w:tblCellMar>
-            <w:top w:w="0" w:type="dxa"/>
-            <w:bottom w:w="0" w:type="dxa"/>
-          </w:tblCellMar>
-        </w:tblPrEx>
         <w:tc>
           <w:tcPr>
             <w:tcW w:w="7000" w:type="dxa"/>
@@ -1941,12 +1803,6 @@
         </w:tc>
       </w:tr>
       <w:tr>
-        <w:tblPrEx>
-          <w:tblCellMar>
-            <w:top w:w="0" w:type="dxa"/>
-            <w:bottom w:w="0" w:type="dxa"/>
-          </w:tblCellMar>
-        </w:tblPrEx>
         <w:tc>
           <w:tcPr>
             <w:tcW w:w="7000" w:type="dxa"/>
@@ -1993,12 +1849,6 @@
         </w:tc>
       </w:tr>
       <w:tr>
-        <w:tblPrEx>
-          <w:tblCellMar>
-            <w:top w:w="0" w:type="dxa"/>
-            <w:bottom w:w="0" w:type="dxa"/>
-          </w:tblCellMar>
-        </w:tblPrEx>
         <w:tc>
           <w:tcPr>
             <w:tcW w:w="7000" w:type="dxa"/>
@@ -2080,12 +1930,6 @@
         <w:gridCol w:w="2350"/>
       </w:tblGrid>
       <w:tr>
-        <w:tblPrEx>
-          <w:tblCellMar>
-            <w:top w:w="0" w:type="dxa"/>
-            <w:bottom w:w="0" w:type="dxa"/>
-          </w:tblCellMar>
-        </w:tblPrEx>
         <w:trPr>
           <w:tblHeader/>
         </w:trPr>
@@ -2141,12 +1985,6 @@
         </w:tc>
       </w:tr>
       <w:tr>
-        <w:tblPrEx>
-          <w:tblCellMar>
-            <w:top w:w="0" w:type="dxa"/>
-            <w:bottom w:w="0" w:type="dxa"/>
-          </w:tblCellMar>
-        </w:tblPrEx>
         <w:tc>
           <w:tcPr>
             <w:tcW w:w="7000" w:type="dxa"/>
@@ -2193,12 +2031,6 @@
         </w:tc>
       </w:tr>
       <w:tr>
-        <w:tblPrEx>
-          <w:tblCellMar>
-            <w:top w:w="0" w:type="dxa"/>
-            <w:bottom w:w="0" w:type="dxa"/>
-          </w:tblCellMar>
-        </w:tblPrEx>
         <w:tc>
           <w:tcPr>
             <w:tcW w:w="7000" w:type="dxa"/>
@@ -2245,12 +2077,6 @@
         </w:tc>
       </w:tr>
       <w:tr>
-        <w:tblPrEx>
-          <w:tblCellMar>
-            <w:top w:w="0" w:type="dxa"/>
-            <w:bottom w:w="0" w:type="dxa"/>
-          </w:tblCellMar>
-        </w:tblPrEx>
         <w:tc>
           <w:tcPr>
             <w:tcW w:w="7000" w:type="dxa"/>
@@ -2297,12 +2123,6 @@
         </w:tc>
       </w:tr>
       <w:tr>
-        <w:tblPrEx>
-          <w:tblCellMar>
-            <w:top w:w="0" w:type="dxa"/>
-            <w:bottom w:w="0" w:type="dxa"/>
-          </w:tblCellMar>
-        </w:tblPrEx>
         <w:tc>
           <w:tcPr>
             <w:tcW w:w="7000" w:type="dxa"/>
@@ -2349,12 +2169,6 @@
         </w:tc>
       </w:tr>
       <w:tr>
-        <w:tblPrEx>
-          <w:tblCellMar>
-            <w:top w:w="0" w:type="dxa"/>
-            <w:bottom w:w="0" w:type="dxa"/>
-          </w:tblCellMar>
-        </w:tblPrEx>
         <w:tc>
           <w:tcPr>
             <w:tcW w:w="7000" w:type="dxa"/>
@@ -2401,12 +2215,6 @@
         </w:tc>
       </w:tr>
       <w:tr>
-        <w:tblPrEx>
-          <w:tblCellMar>
-            <w:top w:w="0" w:type="dxa"/>
-            <w:bottom w:w="0" w:type="dxa"/>
-          </w:tblCellMar>
-        </w:tblPrEx>
         <w:tc>
           <w:tcPr>
             <w:tcW w:w="7000" w:type="dxa"/>
@@ -2453,12 +2261,6 @@
         </w:tc>
       </w:tr>
       <w:tr>
-        <w:tblPrEx>
-          <w:tblCellMar>
-            <w:top w:w="0" w:type="dxa"/>
-            <w:bottom w:w="0" w:type="dxa"/>
-          </w:tblCellMar>
-        </w:tblPrEx>
         <w:tc>
           <w:tcPr>
             <w:tcW w:w="7000" w:type="dxa"/>
@@ -2506,12 +2308,6 @@
         </w:tc>
       </w:tr>
       <w:tr>
-        <w:tblPrEx>
-          <w:tblCellMar>
-            <w:top w:w="0" w:type="dxa"/>
-            <w:bottom w:w="0" w:type="dxa"/>
-          </w:tblCellMar>
-        </w:tblPrEx>
         <w:tc>
           <w:tcPr>
             <w:tcW w:w="7000" w:type="dxa"/>
@@ -2558,12 +2354,6 @@
         </w:tc>
       </w:tr>
       <w:tr>
-        <w:tblPrEx>
-          <w:tblCellMar>
-            <w:top w:w="0" w:type="dxa"/>
-            <w:bottom w:w="0" w:type="dxa"/>
-          </w:tblCellMar>
-        </w:tblPrEx>
         <w:tc>
           <w:tcPr>
             <w:tcW w:w="7000" w:type="dxa"/>
@@ -2610,12 +2400,6 @@
         </w:tc>
       </w:tr>
       <w:tr>
-        <w:tblPrEx>
-          <w:tblCellMar>
-            <w:top w:w="0" w:type="dxa"/>
-            <w:bottom w:w="0" w:type="dxa"/>
-          </w:tblCellMar>
-        </w:tblPrEx>
         <w:tc>
           <w:tcPr>
             <w:tcW w:w="7000" w:type="dxa"/>
@@ -2691,12 +2475,6 @@
         <w:gridCol w:w="9350"/>
       </w:tblGrid>
       <w:tr>
-        <w:tblPrEx>
-          <w:tblCellMar>
-            <w:top w:w="0" w:type="dxa"/>
-            <w:bottom w:w="0" w:type="dxa"/>
-          </w:tblCellMar>
-        </w:tblPrEx>
         <w:tc>
           <w:tcPr>
             <w:tcW w:w="9350" w:type="dxa"/>
@@ -2791,12 +2569,6 @@
         <w:gridCol w:w="2350"/>
       </w:tblGrid>
       <w:tr>
-        <w:tblPrEx>
-          <w:tblCellMar>
-            <w:top w:w="0" w:type="dxa"/>
-            <w:bottom w:w="0" w:type="dxa"/>
-          </w:tblCellMar>
-        </w:tblPrEx>
         <w:trPr>
           <w:tblHeader/>
         </w:trPr>
@@ -2852,12 +2624,6 @@
         </w:tc>
       </w:tr>
       <w:tr>
-        <w:tblPrEx>
-          <w:tblCellMar>
-            <w:top w:w="0" w:type="dxa"/>
-            <w:bottom w:w="0" w:type="dxa"/>
-          </w:tblCellMar>
-        </w:tblPrEx>
         <w:tc>
           <w:tcPr>
             <w:tcW w:w="7000" w:type="dxa"/>
@@ -2904,12 +2670,6 @@
         </w:tc>
       </w:tr>
       <w:tr>
-        <w:tblPrEx>
-          <w:tblCellMar>
-            <w:top w:w="0" w:type="dxa"/>
-            <w:bottom w:w="0" w:type="dxa"/>
-          </w:tblCellMar>
-        </w:tblPrEx>
         <w:tc>
           <w:tcPr>
             <w:tcW w:w="7000" w:type="dxa"/>
@@ -2956,12 +2716,6 @@
         </w:tc>
       </w:tr>
       <w:tr>
-        <w:tblPrEx>
-          <w:tblCellMar>
-            <w:top w:w="0" w:type="dxa"/>
-            <w:bottom w:w="0" w:type="dxa"/>
-          </w:tblCellMar>
-        </w:tblPrEx>
         <w:tc>
           <w:tcPr>
             <w:tcW w:w="7000" w:type="dxa"/>
@@ -3008,12 +2762,6 @@
         </w:tc>
       </w:tr>
       <w:tr>
-        <w:tblPrEx>
-          <w:tblCellMar>
-            <w:top w:w="0" w:type="dxa"/>
-            <w:bottom w:w="0" w:type="dxa"/>
-          </w:tblCellMar>
-        </w:tblPrEx>
         <w:tc>
           <w:tcPr>
             <w:tcW w:w="7000" w:type="dxa"/>
@@ -3103,12 +2851,6 @@
         <w:gridCol w:w="2350"/>
       </w:tblGrid>
       <w:tr>
-        <w:tblPrEx>
-          <w:tblCellMar>
-            <w:top w:w="0" w:type="dxa"/>
-            <w:bottom w:w="0" w:type="dxa"/>
-          </w:tblCellMar>
-        </w:tblPrEx>
         <w:trPr>
           <w:tblHeader/>
         </w:trPr>
@@ -3164,12 +2906,6 @@
         </w:tc>
       </w:tr>
       <w:tr>
-        <w:tblPrEx>
-          <w:tblCellMar>
-            <w:top w:w="0" w:type="dxa"/>
-            <w:bottom w:w="0" w:type="dxa"/>
-          </w:tblCellMar>
-        </w:tblPrEx>
         <w:tc>
           <w:tcPr>
             <w:tcW w:w="7000" w:type="dxa"/>
@@ -3216,12 +2952,6 @@
         </w:tc>
       </w:tr>
       <w:tr>
-        <w:tblPrEx>
-          <w:tblCellMar>
-            <w:top w:w="0" w:type="dxa"/>
-            <w:bottom w:w="0" w:type="dxa"/>
-          </w:tblCellMar>
-        </w:tblPrEx>
         <w:tc>
           <w:tcPr>
             <w:tcW w:w="7000" w:type="dxa"/>
@@ -3268,12 +2998,6 @@
         </w:tc>
       </w:tr>
       <w:tr>
-        <w:tblPrEx>
-          <w:tblCellMar>
-            <w:top w:w="0" w:type="dxa"/>
-            <w:bottom w:w="0" w:type="dxa"/>
-          </w:tblCellMar>
-        </w:tblPrEx>
         <w:tc>
           <w:tcPr>
             <w:tcW w:w="7000" w:type="dxa"/>
@@ -3380,12 +3104,6 @@
         <w:gridCol w:w="2350"/>
       </w:tblGrid>
       <w:tr>
-        <w:tblPrEx>
-          <w:tblCellMar>
-            <w:top w:w="0" w:type="dxa"/>
-            <w:bottom w:w="0" w:type="dxa"/>
-          </w:tblCellMar>
-        </w:tblPrEx>
         <w:trPr>
           <w:tblHeader/>
         </w:trPr>
@@ -3441,12 +3159,6 @@
         </w:tc>
       </w:tr>
       <w:tr>
-        <w:tblPrEx>
-          <w:tblCellMar>
-            <w:top w:w="0" w:type="dxa"/>
-            <w:bottom w:w="0" w:type="dxa"/>
-          </w:tblCellMar>
-        </w:tblPrEx>
         <w:tc>
           <w:tcPr>
             <w:tcW w:w="7000" w:type="dxa"/>
@@ -3493,12 +3205,6 @@
         </w:tc>
       </w:tr>
       <w:tr>
-        <w:tblPrEx>
-          <w:tblCellMar>
-            <w:top w:w="0" w:type="dxa"/>
-            <w:bottom w:w="0" w:type="dxa"/>
-          </w:tblCellMar>
-        </w:tblPrEx>
         <w:tc>
           <w:tcPr>
             <w:tcW w:w="7000" w:type="dxa"/>
@@ -3545,12 +3251,6 @@
         </w:tc>
       </w:tr>
       <w:tr>
-        <w:tblPrEx>
-          <w:tblCellMar>
-            <w:top w:w="0" w:type="dxa"/>
-            <w:bottom w:w="0" w:type="dxa"/>
-          </w:tblCellMar>
-        </w:tblPrEx>
         <w:tc>
           <w:tcPr>
             <w:tcW w:w="7000" w:type="dxa"/>
@@ -3597,12 +3297,6 @@
         </w:tc>
       </w:tr>
       <w:tr>
-        <w:tblPrEx>
-          <w:tblCellMar>
-            <w:top w:w="0" w:type="dxa"/>
-            <w:bottom w:w="0" w:type="dxa"/>
-          </w:tblCellMar>
-        </w:tblPrEx>
         <w:tc>
           <w:tcPr>
             <w:tcW w:w="7000" w:type="dxa"/>
@@ -3649,12 +3343,6 @@
         </w:tc>
       </w:tr>
       <w:tr>
-        <w:tblPrEx>
-          <w:tblCellMar>
-            <w:top w:w="0" w:type="dxa"/>
-            <w:bottom w:w="0" w:type="dxa"/>
-          </w:tblCellMar>
-        </w:tblPrEx>
         <w:tc>
           <w:tcPr>
             <w:tcW w:w="7000" w:type="dxa"/>
@@ -3701,12 +3389,6 @@
         </w:tc>
       </w:tr>
       <w:tr>
-        <w:tblPrEx>
-          <w:tblCellMar>
-            <w:top w:w="0" w:type="dxa"/>
-            <w:bottom w:w="0" w:type="dxa"/>
-          </w:tblCellMar>
-        </w:tblPrEx>
         <w:tc>
           <w:tcPr>
             <w:tcW w:w="7000" w:type="dxa"/>
@@ -3883,12 +3565,6 @@
         <w:gridCol w:w="2000"/>
       </w:tblGrid>
       <w:tr>
-        <w:tblPrEx>
-          <w:tblCellMar>
-            <w:top w:w="0" w:type="dxa"/>
-            <w:bottom w:w="0" w:type="dxa"/>
-          </w:tblCellMar>
-        </w:tblPrEx>
         <w:trPr>
           <w:tblHeader/>
         </w:trPr>
@@ -3994,12 +3670,6 @@
         </w:tc>
       </w:tr>
       <w:tr>
-        <w:tblPrEx>
-          <w:tblCellMar>
-            <w:top w:w="0" w:type="dxa"/>
-            <w:bottom w:w="0" w:type="dxa"/>
-          </w:tblCellMar>
-        </w:tblPrEx>
         <w:tc>
           <w:tcPr>
             <w:tcW w:w="3300" w:type="dxa"/>
@@ -4090,12 +3760,6 @@
         </w:tc>
       </w:tr>
       <w:tr>
-        <w:tblPrEx>
-          <w:tblCellMar>
-            <w:top w:w="0" w:type="dxa"/>
-            <w:bottom w:w="0" w:type="dxa"/>
-          </w:tblCellMar>
-        </w:tblPrEx>
         <w:tc>
           <w:tcPr>
             <w:tcW w:w="3300" w:type="dxa"/>
@@ -4186,12 +3850,6 @@
         </w:tc>
       </w:tr>
       <w:tr>
-        <w:tblPrEx>
-          <w:tblCellMar>
-            <w:top w:w="0" w:type="dxa"/>
-            <w:bottom w:w="0" w:type="dxa"/>
-          </w:tblCellMar>
-        </w:tblPrEx>
         <w:tc>
           <w:tcPr>
             <w:tcW w:w="3300" w:type="dxa"/>
@@ -4506,12 +4164,6 @@
         <w:gridCol w:w="2350"/>
       </w:tblGrid>
       <w:tr>
-        <w:tblPrEx>
-          <w:tblCellMar>
-            <w:top w:w="0" w:type="dxa"/>
-            <w:bottom w:w="0" w:type="dxa"/>
-          </w:tblCellMar>
-        </w:tblPrEx>
         <w:trPr>
           <w:tblHeader/>
         </w:trPr>
@@ -4567,12 +4219,6 @@
         </w:tc>
       </w:tr>
       <w:tr>
-        <w:tblPrEx>
-          <w:tblCellMar>
-            <w:top w:w="0" w:type="dxa"/>
-            <w:bottom w:w="0" w:type="dxa"/>
-          </w:tblCellMar>
-        </w:tblPrEx>
         <w:tc>
           <w:tcPr>
             <w:tcW w:w="7000" w:type="dxa"/>
@@ -4619,12 +4265,6 @@
         </w:tc>
       </w:tr>
       <w:tr>
-        <w:tblPrEx>
-          <w:tblCellMar>
-            <w:top w:w="0" w:type="dxa"/>
-            <w:bottom w:w="0" w:type="dxa"/>
-          </w:tblCellMar>
-        </w:tblPrEx>
         <w:tc>
           <w:tcPr>
             <w:tcW w:w="7000" w:type="dxa"/>
@@ -4671,12 +4311,6 @@
         </w:tc>
       </w:tr>
       <w:tr>
-        <w:tblPrEx>
-          <w:tblCellMar>
-            <w:top w:w="0" w:type="dxa"/>
-            <w:bottom w:w="0" w:type="dxa"/>
-          </w:tblCellMar>
-        </w:tblPrEx>
         <w:tc>
           <w:tcPr>
             <w:tcW w:w="7000" w:type="dxa"/>
@@ -4723,12 +4357,6 @@
         </w:tc>
       </w:tr>
       <w:tr>
-        <w:tblPrEx>
-          <w:tblCellMar>
-            <w:top w:w="0" w:type="dxa"/>
-            <w:bottom w:w="0" w:type="dxa"/>
-          </w:tblCellMar>
-        </w:tblPrEx>
         <w:tc>
           <w:tcPr>
             <w:tcW w:w="7000" w:type="dxa"/>
@@ -4815,12 +4443,6 @@
         <w:gridCol w:w="2350"/>
       </w:tblGrid>
       <w:tr>
-        <w:tblPrEx>
-          <w:tblCellMar>
-            <w:top w:w="0" w:type="dxa"/>
-            <w:bottom w:w="0" w:type="dxa"/>
-          </w:tblCellMar>
-        </w:tblPrEx>
         <w:trPr>
           <w:tblHeader/>
         </w:trPr>
@@ -4877,12 +4499,6 @@
         </w:tc>
       </w:tr>
       <w:tr>
-        <w:tblPrEx>
-          <w:tblCellMar>
-            <w:top w:w="0" w:type="dxa"/>
-            <w:bottom w:w="0" w:type="dxa"/>
-          </w:tblCellMar>
-        </w:tblPrEx>
         <w:tc>
           <w:tcPr>
             <w:tcW w:w="7000" w:type="dxa"/>
@@ -4929,12 +4545,6 @@
         </w:tc>
       </w:tr>
       <w:tr>
-        <w:tblPrEx>
-          <w:tblCellMar>
-            <w:top w:w="0" w:type="dxa"/>
-            <w:bottom w:w="0" w:type="dxa"/>
-          </w:tblCellMar>
-        </w:tblPrEx>
         <w:tc>
           <w:tcPr>
             <w:tcW w:w="7000" w:type="dxa"/>
@@ -4981,12 +4591,6 @@
         </w:tc>
       </w:tr>
       <w:tr>
-        <w:tblPrEx>
-          <w:tblCellMar>
-            <w:top w:w="0" w:type="dxa"/>
-            <w:bottom w:w="0" w:type="dxa"/>
-          </w:tblCellMar>
-        </w:tblPrEx>
         <w:tc>
           <w:tcPr>
             <w:tcW w:w="7000" w:type="dxa"/>
@@ -5073,12 +4677,6 @@
         <w:gridCol w:w="2350"/>
       </w:tblGrid>
       <w:tr>
-        <w:tblPrEx>
-          <w:tblCellMar>
-            <w:top w:w="0" w:type="dxa"/>
-            <w:bottom w:w="0" w:type="dxa"/>
-          </w:tblCellMar>
-        </w:tblPrEx>
         <w:trPr>
           <w:tblHeader/>
         </w:trPr>
@@ -5134,12 +4732,6 @@
         </w:tc>
       </w:tr>
       <w:tr>
-        <w:tblPrEx>
-          <w:tblCellMar>
-            <w:top w:w="0" w:type="dxa"/>
-            <w:bottom w:w="0" w:type="dxa"/>
-          </w:tblCellMar>
-        </w:tblPrEx>
         <w:tc>
           <w:tcPr>
             <w:tcW w:w="7000" w:type="dxa"/>
@@ -5195,12 +4787,6 @@
         </w:tc>
       </w:tr>
       <w:tr>
-        <w:tblPrEx>
-          <w:tblCellMar>
-            <w:top w:w="0" w:type="dxa"/>
-            <w:bottom w:w="0" w:type="dxa"/>
-          </w:tblCellMar>
-        </w:tblPrEx>
         <w:tc>
           <w:tcPr>
             <w:tcW w:w="7000" w:type="dxa"/>
@@ -5256,12 +4842,6 @@
         </w:tc>
       </w:tr>
       <w:tr>
-        <w:tblPrEx>
-          <w:tblCellMar>
-            <w:top w:w="0" w:type="dxa"/>
-            <w:bottom w:w="0" w:type="dxa"/>
-          </w:tblCellMar>
-        </w:tblPrEx>
         <w:tc>
           <w:tcPr>
             <w:tcW w:w="7000" w:type="dxa"/>
@@ -5317,12 +4897,6 @@
         </w:tc>
       </w:tr>
       <w:tr>
-        <w:tblPrEx>
-          <w:tblCellMar>
-            <w:top w:w="0" w:type="dxa"/>
-            <w:bottom w:w="0" w:type="dxa"/>
-          </w:tblCellMar>
-        </w:tblPrEx>
         <w:tc>
           <w:tcPr>
             <w:tcW w:w="7000" w:type="dxa"/>
@@ -5369,12 +4943,6 @@
         </w:tc>
       </w:tr>
       <w:tr>
-        <w:tblPrEx>
-          <w:tblCellMar>
-            <w:top w:w="0" w:type="dxa"/>
-            <w:bottom w:w="0" w:type="dxa"/>
-          </w:tblCellMar>
-        </w:tblPrEx>
         <w:tc>
           <w:tcPr>
             <w:tcW w:w="7000" w:type="dxa"/>
@@ -5430,12 +4998,6 @@
         </w:tc>
       </w:tr>
       <w:tr>
-        <w:tblPrEx>
-          <w:tblCellMar>
-            <w:top w:w="0" w:type="dxa"/>
-            <w:bottom w:w="0" w:type="dxa"/>
-          </w:tblCellMar>
-        </w:tblPrEx>
         <w:tc>
           <w:tcPr>
             <w:tcW w:w="7000" w:type="dxa"/>
@@ -5482,12 +5044,6 @@
         </w:tc>
       </w:tr>
       <w:tr>
-        <w:tblPrEx>
-          <w:tblCellMar>
-            <w:top w:w="0" w:type="dxa"/>
-            <w:bottom w:w="0" w:type="dxa"/>
-          </w:tblCellMar>
-        </w:tblPrEx>
         <w:tc>
           <w:tcPr>
             <w:tcW w:w="7000" w:type="dxa"/>
@@ -5534,12 +5090,6 @@
         </w:tc>
       </w:tr>
       <w:tr>
-        <w:tblPrEx>
-          <w:tblCellMar>
-            <w:top w:w="0" w:type="dxa"/>
-            <w:bottom w:w="0" w:type="dxa"/>
-          </w:tblCellMar>
-        </w:tblPrEx>
         <w:tc>
           <w:tcPr>
             <w:tcW w:w="7000" w:type="dxa"/>
@@ -5586,12 +5136,6 @@
         </w:tc>
       </w:tr>
       <w:tr>
-        <w:tblPrEx>
-          <w:tblCellMar>
-            <w:top w:w="0" w:type="dxa"/>
-            <w:bottom w:w="0" w:type="dxa"/>
-          </w:tblCellMar>
-        </w:tblPrEx>
         <w:tc>
           <w:tcPr>
             <w:tcW w:w="7000" w:type="dxa"/>
@@ -5638,12 +5182,6 @@
         </w:tc>
       </w:tr>
       <w:tr>
-        <w:tblPrEx>
-          <w:tblCellMar>
-            <w:top w:w="0" w:type="dxa"/>
-            <w:bottom w:w="0" w:type="dxa"/>
-          </w:tblCellMar>
-        </w:tblPrEx>
         <w:tc>
           <w:tcPr>
             <w:tcW w:w="7000" w:type="dxa"/>
@@ -5690,12 +5228,6 @@
         </w:tc>
       </w:tr>
       <w:tr>
-        <w:tblPrEx>
-          <w:tblCellMar>
-            <w:top w:w="0" w:type="dxa"/>
-            <w:bottom w:w="0" w:type="dxa"/>
-          </w:tblCellMar>
-        </w:tblPrEx>
         <w:tc>
           <w:tcPr>
             <w:tcW w:w="7000" w:type="dxa"/>
@@ -5742,12 +5274,6 @@
         </w:tc>
       </w:tr>
       <w:tr>
-        <w:tblPrEx>
-          <w:tblCellMar>
-            <w:top w:w="0" w:type="dxa"/>
-            <w:bottom w:w="0" w:type="dxa"/>
-          </w:tblCellMar>
-        </w:tblPrEx>
         <w:tc>
           <w:tcPr>
             <w:tcW w:w="7000" w:type="dxa"/>
@@ -5794,12 +5320,6 @@
         </w:tc>
       </w:tr>
       <w:tr>
-        <w:tblPrEx>
-          <w:tblCellMar>
-            <w:top w:w="0" w:type="dxa"/>
-            <w:bottom w:w="0" w:type="dxa"/>
-          </w:tblCellMar>
-        </w:tblPrEx>
         <w:tc>
           <w:tcPr>
             <w:tcW w:w="7000" w:type="dxa"/>
@@ -5846,12 +5366,6 @@
         </w:tc>
       </w:tr>
       <w:tr>
-        <w:tblPrEx>
-          <w:tblCellMar>
-            <w:top w:w="0" w:type="dxa"/>
-            <w:bottom w:w="0" w:type="dxa"/>
-          </w:tblCellMar>
-        </w:tblPrEx>
         <w:tc>
           <w:tcPr>
             <w:tcW w:w="7000" w:type="dxa"/>
@@ -5898,12 +5412,6 @@
         </w:tc>
       </w:tr>
       <w:tr>
-        <w:tblPrEx>
-          <w:tblCellMar>
-            <w:top w:w="0" w:type="dxa"/>
-            <w:bottom w:w="0" w:type="dxa"/>
-          </w:tblCellMar>
-        </w:tblPrEx>
         <w:tc>
           <w:tcPr>
             <w:tcW w:w="7000" w:type="dxa"/>
@@ -5950,12 +5458,6 @@
         </w:tc>
       </w:tr>
       <w:tr>
-        <w:tblPrEx>
-          <w:tblCellMar>
-            <w:top w:w="0" w:type="dxa"/>
-            <w:bottom w:w="0" w:type="dxa"/>
-          </w:tblCellMar>
-        </w:tblPrEx>
         <w:tc>
           <w:tcPr>
             <w:tcW w:w="7000" w:type="dxa"/>
@@ -5996,44 +5498,275 @@
                 <w:sz w:val="20"/>
                 <w:szCs w:val="20"/>
               </w:rPr>
+              <w:t>2</w:t>
+            </w:r>
+            <w:r>
+              <w:rPr>
+                <w:sz w:val="20"/>
+                <w:szCs w:val="20"/>
+              </w:rPr>
+              <w:t>0%</w:t>
+            </w:r>
+          </w:p>
+        </w:tc>
+      </w:tr>
+      <w:tr>
+        <w:tc>
+          <w:tcPr>
+            <w:tcW w:w="7000" w:type="dxa"/>
+            <w:shd w:val="clear" w:color="auto" w:fill="FFFFFF"/>
+            <w:tcMar>
+              <w:top w:w="70" w:type="dxa"/>
+              <w:left w:w="120" w:type="dxa"/>
+              <w:bottom w:w="70" w:type="dxa"/>
+              <w:right w:w="120" w:type="dxa"/>
+            </w:tcMar>
+            <w:vAlign w:val="center"/>
+          </w:tcPr>
+          <w:p>
+            <w:r>
+              <w:rPr>
+                <w:sz w:val="20"/>
+                <w:szCs w:val="20"/>
+              </w:rPr>
+              <w:t>ECA committees</w:t>
+            </w:r>
+          </w:p>
+        </w:tc>
+        <w:tc>
+          <w:tcPr>
+            <w:tcW w:w="2350" w:type="dxa"/>
+            <w:shd w:val="clear" w:color="auto" w:fill="FFFFFF"/>
+            <w:tcMar>
+              <w:top w:w="70" w:type="dxa"/>
+              <w:left w:w="120" w:type="dxa"/>
+              <w:bottom w:w="70" w:type="dxa"/>
+              <w:right w:w="120" w:type="dxa"/>
+            </w:tcMar>
+            <w:vAlign w:val="center"/>
+          </w:tcPr>
+          <w:p>
+            <w:r>
+              <w:rPr>
+                <w:sz w:val="20"/>
+                <w:szCs w:val="20"/>
+              </w:rPr>
+              <w:t>5%</w:t>
+            </w:r>
+          </w:p>
+        </w:tc>
+      </w:tr>
+      <w:tr>
+        <w:tc>
+          <w:tcPr>
+            <w:tcW w:w="7000" w:type="dxa"/>
+            <w:shd w:val="clear" w:color="auto" w:fill="F4F7F7"/>
+            <w:tcMar>
+              <w:top w:w="70" w:type="dxa"/>
+              <w:left w:w="120" w:type="dxa"/>
+              <w:bottom w:w="70" w:type="dxa"/>
+              <w:right w:w="120" w:type="dxa"/>
+            </w:tcMar>
+            <w:vAlign w:val="center"/>
+          </w:tcPr>
+          <w:p>
+            <w:r>
+              <w:rPr>
+                <w:sz w:val="20"/>
+                <w:szCs w:val="20"/>
+              </w:rPr>
+              <w:t>Student Disability Representative</w:t>
+            </w:r>
+          </w:p>
+        </w:tc>
+        <w:tc>
+          <w:tcPr>
+            <w:tcW w:w="2350" w:type="dxa"/>
+            <w:shd w:val="clear" w:color="auto" w:fill="F4F7F7"/>
+            <w:tcMar>
+              <w:top w:w="70" w:type="dxa"/>
+              <w:left w:w="120" w:type="dxa"/>
+              <w:bottom w:w="70" w:type="dxa"/>
+              <w:right w:w="120" w:type="dxa"/>
+            </w:tcMar>
+            <w:vAlign w:val="center"/>
+          </w:tcPr>
+          <w:p>
+            <w:r>
+              <w:rPr>
+                <w:sz w:val="20"/>
+                <w:szCs w:val="20"/>
+              </w:rPr>
+              <w:t>20%</w:t>
+            </w:r>
+          </w:p>
+        </w:tc>
+      </w:tr>
+      <w:tr>
+        <w:tc>
+          <w:tcPr>
+            <w:tcW w:w="7000" w:type="dxa"/>
+            <w:shd w:val="clear" w:color="auto" w:fill="FFFFFF"/>
+            <w:tcMar>
+              <w:top w:w="70" w:type="dxa"/>
+              <w:left w:w="120" w:type="dxa"/>
+              <w:bottom w:w="70" w:type="dxa"/>
+              <w:right w:w="120" w:type="dxa"/>
+            </w:tcMar>
+            <w:vAlign w:val="center"/>
+          </w:tcPr>
+          <w:p>
+            <w:r>
+              <w:rPr>
+                <w:sz w:val="20"/>
+                <w:szCs w:val="20"/>
+              </w:rPr>
+              <w:t>Director of Admissions</w:t>
+            </w:r>
+          </w:p>
+        </w:tc>
+        <w:tc>
+          <w:tcPr>
+            <w:tcW w:w="2350" w:type="dxa"/>
+            <w:shd w:val="clear" w:color="auto" w:fill="FFFFFF"/>
+            <w:tcMar>
+              <w:top w:w="70" w:type="dxa"/>
+              <w:left w:w="120" w:type="dxa"/>
+              <w:bottom w:w="70" w:type="dxa"/>
+              <w:right w:w="120" w:type="dxa"/>
+            </w:tcMar>
+            <w:vAlign w:val="center"/>
+          </w:tcPr>
+          <w:p>
+            <w:r>
+              <w:rPr>
+                <w:sz w:val="20"/>
+                <w:szCs w:val="20"/>
+              </w:rPr>
+              <w:t>5%</w:t>
+            </w:r>
+          </w:p>
+        </w:tc>
+      </w:tr>
+      <w:tr>
+        <w:tc>
+          <w:tcPr>
+            <w:tcW w:w="7000" w:type="dxa"/>
+            <w:shd w:val="clear" w:color="auto" w:fill="F4F7F7"/>
+            <w:tcMar>
+              <w:top w:w="70" w:type="dxa"/>
+              <w:left w:w="120" w:type="dxa"/>
+              <w:bottom w:w="70" w:type="dxa"/>
+              <w:right w:w="120" w:type="dxa"/>
+            </w:tcMar>
+            <w:vAlign w:val="center"/>
+          </w:tcPr>
+          <w:p>
+            <w:r>
+              <w:rPr>
+                <w:sz w:val="20"/>
+                <w:szCs w:val="20"/>
+              </w:rPr>
+              <w:t>Deputy Director of Admissions (POVD etc.)</w:t>
+            </w:r>
+          </w:p>
+        </w:tc>
+        <w:tc>
+          <w:tcPr>
+            <w:tcW w:w="2350" w:type="dxa"/>
+            <w:shd w:val="clear" w:color="auto" w:fill="F4F7F7"/>
+            <w:tcMar>
+              <w:top w:w="70" w:type="dxa"/>
+              <w:left w:w="120" w:type="dxa"/>
+              <w:bottom w:w="70" w:type="dxa"/>
+              <w:right w:w="120" w:type="dxa"/>
+            </w:tcMar>
+            <w:vAlign w:val="center"/>
+          </w:tcPr>
+          <w:p>
+            <w:r>
+              <w:rPr>
+                <w:sz w:val="20"/>
+                <w:szCs w:val="20"/>
+              </w:rPr>
               <w:t>10%</w:t>
             </w:r>
           </w:p>
         </w:tc>
       </w:tr>
       <w:tr>
-        <w:tblPrEx>
-          <w:tblCellMar>
-            <w:top w:w="0" w:type="dxa"/>
-            <w:bottom w:w="0" w:type="dxa"/>
-          </w:tblCellMar>
-        </w:tblPrEx>
-        <w:tc>
-          <w:tcPr>
-            <w:tcW w:w="7000" w:type="dxa"/>
-            <w:shd w:val="clear" w:color="auto" w:fill="FFFFFF"/>
-            <w:tcMar>
-              <w:top w:w="70" w:type="dxa"/>
-              <w:left w:w="120" w:type="dxa"/>
-              <w:bottom w:w="70" w:type="dxa"/>
-              <w:right w:w="120" w:type="dxa"/>
-            </w:tcMar>
-            <w:vAlign w:val="center"/>
-          </w:tcPr>
-          <w:p>
-            <w:r>
-              <w:rPr>
-                <w:sz w:val="20"/>
-                <w:szCs w:val="20"/>
-              </w:rPr>
-              <w:t>ECA committees</w:t>
-            </w:r>
-          </w:p>
-        </w:tc>
-        <w:tc>
-          <w:tcPr>
-            <w:tcW w:w="2350" w:type="dxa"/>
-            <w:shd w:val="clear" w:color="auto" w:fill="FFFFFF"/>
+        <w:tc>
+          <w:tcPr>
+            <w:tcW w:w="7000" w:type="dxa"/>
+            <w:shd w:val="clear" w:color="auto" w:fill="FFFFFF"/>
+            <w:tcMar>
+              <w:top w:w="70" w:type="dxa"/>
+              <w:left w:w="120" w:type="dxa"/>
+              <w:bottom w:w="70" w:type="dxa"/>
+              <w:right w:w="120" w:type="dxa"/>
+            </w:tcMar>
+            <w:vAlign w:val="center"/>
+          </w:tcPr>
+          <w:p>
+            <w:r>
+              <w:rPr>
+                <w:sz w:val="20"/>
+                <w:szCs w:val="20"/>
+              </w:rPr>
+              <w:t>Deputy Director of Admissions (UG Admissions)</w:t>
+            </w:r>
+          </w:p>
+        </w:tc>
+        <w:tc>
+          <w:tcPr>
+            <w:tcW w:w="2350" w:type="dxa"/>
+            <w:shd w:val="clear" w:color="auto" w:fill="FFFFFF"/>
+            <w:tcMar>
+              <w:top w:w="70" w:type="dxa"/>
+              <w:left w:w="120" w:type="dxa"/>
+              <w:bottom w:w="70" w:type="dxa"/>
+              <w:right w:w="120" w:type="dxa"/>
+            </w:tcMar>
+            <w:vAlign w:val="center"/>
+          </w:tcPr>
+          <w:p>
+            <w:r>
+              <w:rPr>
+                <w:sz w:val="20"/>
+                <w:szCs w:val="20"/>
+              </w:rPr>
+              <w:t>15%</w:t>
+            </w:r>
+          </w:p>
+        </w:tc>
+      </w:tr>
+      <w:tr>
+        <w:tc>
+          <w:tcPr>
+            <w:tcW w:w="7000" w:type="dxa"/>
+            <w:shd w:val="clear" w:color="auto" w:fill="F4F7F7"/>
+            <w:tcMar>
+              <w:top w:w="70" w:type="dxa"/>
+              <w:left w:w="120" w:type="dxa"/>
+              <w:bottom w:w="70" w:type="dxa"/>
+              <w:right w:w="120" w:type="dxa"/>
+            </w:tcMar>
+            <w:vAlign w:val="center"/>
+          </w:tcPr>
+          <w:p>
+            <w:r>
+              <w:rPr>
+                <w:sz w:val="20"/>
+                <w:szCs w:val="20"/>
+              </w:rPr>
+              <w:t>Academic Admissions Team</w:t>
+            </w:r>
+          </w:p>
+        </w:tc>
+        <w:tc>
+          <w:tcPr>
+            <w:tcW w:w="2350" w:type="dxa"/>
+            <w:shd w:val="clear" w:color="auto" w:fill="F4F7F7"/>
             <w:tcMar>
               <w:top w:w="70" w:type="dxa"/>
               <w:left w:w="120" w:type="dxa"/>
@@ -6054,83 +5787,25 @@
         </w:tc>
       </w:tr>
       <w:tr>
-        <w:tblPrEx>
-          <w:tblCellMar>
-            <w:top w:w="0" w:type="dxa"/>
-            <w:bottom w:w="0" w:type="dxa"/>
-          </w:tblCellMar>
-        </w:tblPrEx>
-        <w:tc>
-          <w:tcPr>
-            <w:tcW w:w="7000" w:type="dxa"/>
-            <w:shd w:val="clear" w:color="auto" w:fill="F4F7F7"/>
-            <w:tcMar>
-              <w:top w:w="70" w:type="dxa"/>
-              <w:left w:w="120" w:type="dxa"/>
-              <w:bottom w:w="70" w:type="dxa"/>
-              <w:right w:w="120" w:type="dxa"/>
-            </w:tcMar>
-            <w:vAlign w:val="center"/>
-          </w:tcPr>
-          <w:p>
-            <w:r>
-              <w:rPr>
-                <w:sz w:val="20"/>
-                <w:szCs w:val="20"/>
-              </w:rPr>
-              <w:t>Student Disability Representative</w:t>
-            </w:r>
-          </w:p>
-        </w:tc>
-        <w:tc>
-          <w:tcPr>
-            <w:tcW w:w="2350" w:type="dxa"/>
-            <w:shd w:val="clear" w:color="auto" w:fill="F4F7F7"/>
-            <w:tcMar>
-              <w:top w:w="70" w:type="dxa"/>
-              <w:left w:w="120" w:type="dxa"/>
-              <w:bottom w:w="70" w:type="dxa"/>
-              <w:right w:w="120" w:type="dxa"/>
-            </w:tcMar>
-            <w:vAlign w:val="center"/>
-          </w:tcPr>
-          <w:p>
-            <w:r>
-              <w:rPr>
-                <w:sz w:val="20"/>
-                <w:szCs w:val="20"/>
-              </w:rPr>
-              <w:t>20%</w:t>
-            </w:r>
-          </w:p>
-        </w:tc>
-      </w:tr>
-      <w:tr>
-        <w:tblPrEx>
-          <w:tblCellMar>
-            <w:top w:w="0" w:type="dxa"/>
-            <w:bottom w:w="0" w:type="dxa"/>
-          </w:tblCellMar>
-        </w:tblPrEx>
-        <w:tc>
-          <w:tcPr>
-            <w:tcW w:w="7000" w:type="dxa"/>
-            <w:shd w:val="clear" w:color="auto" w:fill="FFFFFF"/>
-            <w:tcMar>
-              <w:top w:w="70" w:type="dxa"/>
-              <w:left w:w="120" w:type="dxa"/>
-              <w:bottom w:w="70" w:type="dxa"/>
-              <w:right w:w="120" w:type="dxa"/>
-            </w:tcMar>
-            <w:vAlign w:val="center"/>
-          </w:tcPr>
-          <w:p>
-            <w:r>
-              <w:rPr>
-                <w:sz w:val="20"/>
-                <w:szCs w:val="20"/>
-              </w:rPr>
-              <w:t>Director of Admissions</w:t>
+        <w:tc>
+          <w:tcPr>
+            <w:tcW w:w="7000" w:type="dxa"/>
+            <w:shd w:val="clear" w:color="auto" w:fill="FFFFFF"/>
+            <w:tcMar>
+              <w:top w:w="70" w:type="dxa"/>
+              <w:left w:w="120" w:type="dxa"/>
+              <w:bottom w:w="70" w:type="dxa"/>
+              <w:right w:w="120" w:type="dxa"/>
+            </w:tcMar>
+            <w:vAlign w:val="center"/>
+          </w:tcPr>
+          <w:p>
+            <w:r>
+              <w:rPr>
+                <w:sz w:val="20"/>
+                <w:szCs w:val="20"/>
+              </w:rPr>
+              <w:t>Outreach and Extra-Curricular Activities</w:t>
             </w:r>
           </w:p>
         </w:tc>
@@ -6158,31 +5833,25 @@
         </w:tc>
       </w:tr>
       <w:tr>
-        <w:tblPrEx>
-          <w:tblCellMar>
-            <w:top w:w="0" w:type="dxa"/>
-            <w:bottom w:w="0" w:type="dxa"/>
-          </w:tblCellMar>
-        </w:tblPrEx>
-        <w:tc>
-          <w:tcPr>
-            <w:tcW w:w="7000" w:type="dxa"/>
-            <w:shd w:val="clear" w:color="auto" w:fill="F4F7F7"/>
-            <w:tcMar>
-              <w:top w:w="70" w:type="dxa"/>
-              <w:left w:w="120" w:type="dxa"/>
-              <w:bottom w:w="70" w:type="dxa"/>
-              <w:right w:w="120" w:type="dxa"/>
-            </w:tcMar>
-            <w:vAlign w:val="center"/>
-          </w:tcPr>
-          <w:p>
-            <w:r>
-              <w:rPr>
-                <w:sz w:val="20"/>
-                <w:szCs w:val="20"/>
-              </w:rPr>
-              <w:t>Deputy Director of Admissions (POVD etc.)</w:t>
+        <w:tc>
+          <w:tcPr>
+            <w:tcW w:w="7000" w:type="dxa"/>
+            <w:shd w:val="clear" w:color="auto" w:fill="F4F7F7"/>
+            <w:tcMar>
+              <w:top w:w="70" w:type="dxa"/>
+              <w:left w:w="120" w:type="dxa"/>
+              <w:bottom w:w="70" w:type="dxa"/>
+              <w:right w:w="120" w:type="dxa"/>
+            </w:tcMar>
+            <w:vAlign w:val="center"/>
+          </w:tcPr>
+          <w:p>
+            <w:r>
+              <w:rPr>
+                <w:sz w:val="20"/>
+                <w:szCs w:val="20"/>
+              </w:rPr>
+              <w:t>Taught Project Coordinator</w:t>
             </w:r>
           </w:p>
         </w:tc>
@@ -6210,83 +5879,71 @@
         </w:tc>
       </w:tr>
       <w:tr>
-        <w:tblPrEx>
-          <w:tblCellMar>
-            <w:top w:w="0" w:type="dxa"/>
-            <w:bottom w:w="0" w:type="dxa"/>
-          </w:tblCellMar>
-        </w:tblPrEx>
-        <w:tc>
-          <w:tcPr>
-            <w:tcW w:w="7000" w:type="dxa"/>
-            <w:shd w:val="clear" w:color="auto" w:fill="FFFFFF"/>
-            <w:tcMar>
-              <w:top w:w="70" w:type="dxa"/>
-              <w:left w:w="120" w:type="dxa"/>
-              <w:bottom w:w="70" w:type="dxa"/>
-              <w:right w:w="120" w:type="dxa"/>
-            </w:tcMar>
-            <w:vAlign w:val="center"/>
-          </w:tcPr>
-          <w:p>
-            <w:r>
-              <w:rPr>
-                <w:sz w:val="20"/>
-                <w:szCs w:val="20"/>
-              </w:rPr>
-              <w:t>Deputy Director of Admissions (UG Admissions)</w:t>
-            </w:r>
-          </w:p>
-        </w:tc>
-        <w:tc>
-          <w:tcPr>
-            <w:tcW w:w="2350" w:type="dxa"/>
-            <w:shd w:val="clear" w:color="auto" w:fill="FFFFFF"/>
-            <w:tcMar>
-              <w:top w:w="70" w:type="dxa"/>
-              <w:left w:w="120" w:type="dxa"/>
-              <w:bottom w:w="70" w:type="dxa"/>
-              <w:right w:w="120" w:type="dxa"/>
-            </w:tcMar>
-            <w:vAlign w:val="center"/>
-          </w:tcPr>
-          <w:p>
-            <w:r>
-              <w:rPr>
-                <w:sz w:val="20"/>
-                <w:szCs w:val="20"/>
-              </w:rPr>
-              <w:t>15%</w:t>
-            </w:r>
-          </w:p>
-        </w:tc>
-      </w:tr>
-      <w:tr>
-        <w:tblPrEx>
-          <w:tblCellMar>
-            <w:top w:w="0" w:type="dxa"/>
-            <w:bottom w:w="0" w:type="dxa"/>
-          </w:tblCellMar>
-        </w:tblPrEx>
-        <w:tc>
-          <w:tcPr>
-            <w:tcW w:w="7000" w:type="dxa"/>
-            <w:shd w:val="clear" w:color="auto" w:fill="F4F7F7"/>
-            <w:tcMar>
-              <w:top w:w="70" w:type="dxa"/>
-              <w:left w:w="120" w:type="dxa"/>
-              <w:bottom w:w="70" w:type="dxa"/>
-              <w:right w:w="120" w:type="dxa"/>
-            </w:tcMar>
-            <w:vAlign w:val="center"/>
-          </w:tcPr>
-          <w:p>
-            <w:r>
-              <w:rPr>
-                <w:sz w:val="20"/>
-                <w:szCs w:val="20"/>
-              </w:rPr>
-              <w:t>Academic Admissions Team</w:t>
+        <w:tc>
+          <w:tcPr>
+            <w:tcW w:w="7000" w:type="dxa"/>
+            <w:shd w:val="clear" w:color="auto" w:fill="FFFFFF"/>
+            <w:tcMar>
+              <w:top w:w="70" w:type="dxa"/>
+              <w:left w:w="120" w:type="dxa"/>
+              <w:bottom w:w="70" w:type="dxa"/>
+              <w:right w:w="120" w:type="dxa"/>
+            </w:tcMar>
+            <w:vAlign w:val="center"/>
+          </w:tcPr>
+          <w:p>
+            <w:r>
+              <w:rPr>
+                <w:sz w:val="20"/>
+                <w:szCs w:val="20"/>
+              </w:rPr>
+              <w:t>GTA Coordinator</w:t>
+            </w:r>
+          </w:p>
+        </w:tc>
+        <w:tc>
+          <w:tcPr>
+            <w:tcW w:w="2350" w:type="dxa"/>
+            <w:shd w:val="clear" w:color="auto" w:fill="FFFFFF"/>
+            <w:tcMar>
+              <w:top w:w="70" w:type="dxa"/>
+              <w:left w:w="120" w:type="dxa"/>
+              <w:bottom w:w="70" w:type="dxa"/>
+              <w:right w:w="120" w:type="dxa"/>
+            </w:tcMar>
+            <w:vAlign w:val="center"/>
+          </w:tcPr>
+          <w:p>
+            <w:r>
+              <w:rPr>
+                <w:sz w:val="20"/>
+                <w:szCs w:val="20"/>
+              </w:rPr>
+              <w:t>10%</w:t>
+            </w:r>
+          </w:p>
+        </w:tc>
+      </w:tr>
+      <w:tr>
+        <w:tc>
+          <w:tcPr>
+            <w:tcW w:w="7000" w:type="dxa"/>
+            <w:shd w:val="clear" w:color="auto" w:fill="F4F7F7"/>
+            <w:tcMar>
+              <w:top w:w="70" w:type="dxa"/>
+              <w:left w:w="120" w:type="dxa"/>
+              <w:bottom w:w="70" w:type="dxa"/>
+              <w:right w:w="120" w:type="dxa"/>
+            </w:tcMar>
+            <w:vAlign w:val="center"/>
+          </w:tcPr>
+          <w:p>
+            <w:r>
+              <w:rPr>
+                <w:sz w:val="20"/>
+                <w:szCs w:val="20"/>
+              </w:rPr>
+              <w:t>Visiting international students</w:t>
             </w:r>
           </w:p>
         </w:tc>
@@ -6314,90 +5971,32 @@
         </w:tc>
       </w:tr>
       <w:tr>
-        <w:tblPrEx>
-          <w:tblCellMar>
-            <w:top w:w="0" w:type="dxa"/>
-            <w:bottom w:w="0" w:type="dxa"/>
-          </w:tblCellMar>
-        </w:tblPrEx>
-        <w:tc>
-          <w:tcPr>
-            <w:tcW w:w="7000" w:type="dxa"/>
-            <w:shd w:val="clear" w:color="auto" w:fill="FFFFFF"/>
-            <w:tcMar>
-              <w:top w:w="70" w:type="dxa"/>
-              <w:left w:w="120" w:type="dxa"/>
-              <w:bottom w:w="70" w:type="dxa"/>
-              <w:right w:w="120" w:type="dxa"/>
-            </w:tcMar>
-            <w:vAlign w:val="center"/>
-          </w:tcPr>
-          <w:p>
-            <w:r>
-              <w:rPr>
-                <w:sz w:val="20"/>
-                <w:szCs w:val="20"/>
-              </w:rPr>
-              <w:t>Outreach and Extra-Curricular Activities</w:t>
-            </w:r>
-          </w:p>
-        </w:tc>
-        <w:tc>
-          <w:tcPr>
-            <w:tcW w:w="2350" w:type="dxa"/>
-            <w:shd w:val="clear" w:color="auto" w:fill="FFFFFF"/>
-            <w:tcMar>
-              <w:top w:w="70" w:type="dxa"/>
-              <w:left w:w="120" w:type="dxa"/>
-              <w:bottom w:w="70" w:type="dxa"/>
-              <w:right w:w="120" w:type="dxa"/>
-            </w:tcMar>
-            <w:vAlign w:val="center"/>
-          </w:tcPr>
-          <w:p>
-            <w:r>
-              <w:rPr>
-                <w:sz w:val="20"/>
-                <w:szCs w:val="20"/>
-              </w:rPr>
-              <w:t>5%</w:t>
-            </w:r>
-          </w:p>
-        </w:tc>
-      </w:tr>
-      <w:tr>
-        <w:tblPrEx>
-          <w:tblCellMar>
-            <w:top w:w="0" w:type="dxa"/>
-            <w:bottom w:w="0" w:type="dxa"/>
-          </w:tblCellMar>
-        </w:tblPrEx>
-        <w:tc>
-          <w:tcPr>
-            <w:tcW w:w="7000" w:type="dxa"/>
-            <w:shd w:val="clear" w:color="auto" w:fill="F4F7F7"/>
-            <w:tcMar>
-              <w:top w:w="70" w:type="dxa"/>
-              <w:left w:w="120" w:type="dxa"/>
-              <w:bottom w:w="70" w:type="dxa"/>
-              <w:right w:w="120" w:type="dxa"/>
-            </w:tcMar>
-            <w:vAlign w:val="center"/>
-          </w:tcPr>
-          <w:p>
-            <w:r>
-              <w:rPr>
-                <w:sz w:val="20"/>
-                <w:szCs w:val="20"/>
-              </w:rPr>
-              <w:t>Taught Project Coordinator</w:t>
-            </w:r>
-          </w:p>
-        </w:tc>
-        <w:tc>
-          <w:tcPr>
-            <w:tcW w:w="2350" w:type="dxa"/>
-            <w:shd w:val="clear" w:color="auto" w:fill="F4F7F7"/>
+        <w:tc>
+          <w:tcPr>
+            <w:tcW w:w="7000" w:type="dxa"/>
+            <w:shd w:val="clear" w:color="auto" w:fill="FFFFFF"/>
+            <w:tcMar>
+              <w:top w:w="70" w:type="dxa"/>
+              <w:left w:w="120" w:type="dxa"/>
+              <w:bottom w:w="70" w:type="dxa"/>
+              <w:right w:w="120" w:type="dxa"/>
+            </w:tcMar>
+            <w:vAlign w:val="center"/>
+          </w:tcPr>
+          <w:p>
+            <w:r>
+              <w:rPr>
+                <w:sz w:val="20"/>
+                <w:szCs w:val="20"/>
+              </w:rPr>
+              <w:t>Year Tutors</w:t>
+            </w:r>
+          </w:p>
+        </w:tc>
+        <w:tc>
+          <w:tcPr>
+            <w:tcW w:w="2350" w:type="dxa"/>
+            <w:shd w:val="clear" w:color="auto" w:fill="FFFFFF"/>
             <w:tcMar>
               <w:top w:w="70" w:type="dxa"/>
               <w:left w:w="120" w:type="dxa"/>
@@ -6418,168 +6017,6 @@
         </w:tc>
       </w:tr>
       <w:tr>
-        <w:tblPrEx>
-          <w:tblCellMar>
-            <w:top w:w="0" w:type="dxa"/>
-            <w:bottom w:w="0" w:type="dxa"/>
-          </w:tblCellMar>
-        </w:tblPrEx>
-        <w:tc>
-          <w:tcPr>
-            <w:tcW w:w="7000" w:type="dxa"/>
-            <w:shd w:val="clear" w:color="auto" w:fill="FFFFFF"/>
-            <w:tcMar>
-              <w:top w:w="70" w:type="dxa"/>
-              <w:left w:w="120" w:type="dxa"/>
-              <w:bottom w:w="70" w:type="dxa"/>
-              <w:right w:w="120" w:type="dxa"/>
-            </w:tcMar>
-            <w:vAlign w:val="center"/>
-          </w:tcPr>
-          <w:p>
-            <w:r>
-              <w:rPr>
-                <w:sz w:val="20"/>
-                <w:szCs w:val="20"/>
-              </w:rPr>
-              <w:t>GTA Coordinator</w:t>
-            </w:r>
-          </w:p>
-        </w:tc>
-        <w:tc>
-          <w:tcPr>
-            <w:tcW w:w="2350" w:type="dxa"/>
-            <w:shd w:val="clear" w:color="auto" w:fill="FFFFFF"/>
-            <w:tcMar>
-              <w:top w:w="70" w:type="dxa"/>
-              <w:left w:w="120" w:type="dxa"/>
-              <w:bottom w:w="70" w:type="dxa"/>
-              <w:right w:w="120" w:type="dxa"/>
-            </w:tcMar>
-            <w:vAlign w:val="center"/>
-          </w:tcPr>
-          <w:p>
-            <w:r>
-              <w:rPr>
-                <w:sz w:val="20"/>
-                <w:szCs w:val="20"/>
-              </w:rPr>
-              <w:t>10%</w:t>
-            </w:r>
-          </w:p>
-        </w:tc>
-      </w:tr>
-      <w:tr>
-        <w:tblPrEx>
-          <w:tblCellMar>
-            <w:top w:w="0" w:type="dxa"/>
-            <w:bottom w:w="0" w:type="dxa"/>
-          </w:tblCellMar>
-        </w:tblPrEx>
-        <w:tc>
-          <w:tcPr>
-            <w:tcW w:w="7000" w:type="dxa"/>
-            <w:shd w:val="clear" w:color="auto" w:fill="F4F7F7"/>
-            <w:tcMar>
-              <w:top w:w="70" w:type="dxa"/>
-              <w:left w:w="120" w:type="dxa"/>
-              <w:bottom w:w="70" w:type="dxa"/>
-              <w:right w:w="120" w:type="dxa"/>
-            </w:tcMar>
-            <w:vAlign w:val="center"/>
-          </w:tcPr>
-          <w:p>
-            <w:r>
-              <w:rPr>
-                <w:sz w:val="20"/>
-                <w:szCs w:val="20"/>
-              </w:rPr>
-              <w:t>Visiting international students</w:t>
-            </w:r>
-          </w:p>
-        </w:tc>
-        <w:tc>
-          <w:tcPr>
-            <w:tcW w:w="2350" w:type="dxa"/>
-            <w:shd w:val="clear" w:color="auto" w:fill="F4F7F7"/>
-            <w:tcMar>
-              <w:top w:w="70" w:type="dxa"/>
-              <w:left w:w="120" w:type="dxa"/>
-              <w:bottom w:w="70" w:type="dxa"/>
-              <w:right w:w="120" w:type="dxa"/>
-            </w:tcMar>
-            <w:vAlign w:val="center"/>
-          </w:tcPr>
-          <w:p>
-            <w:r>
-              <w:rPr>
-                <w:sz w:val="20"/>
-                <w:szCs w:val="20"/>
-              </w:rPr>
-              <w:t>5%</w:t>
-            </w:r>
-          </w:p>
-        </w:tc>
-      </w:tr>
-      <w:tr>
-        <w:tblPrEx>
-          <w:tblCellMar>
-            <w:top w:w="0" w:type="dxa"/>
-            <w:bottom w:w="0" w:type="dxa"/>
-          </w:tblCellMar>
-        </w:tblPrEx>
-        <w:tc>
-          <w:tcPr>
-            <w:tcW w:w="7000" w:type="dxa"/>
-            <w:shd w:val="clear" w:color="auto" w:fill="FFFFFF"/>
-            <w:tcMar>
-              <w:top w:w="70" w:type="dxa"/>
-              <w:left w:w="120" w:type="dxa"/>
-              <w:bottom w:w="70" w:type="dxa"/>
-              <w:right w:w="120" w:type="dxa"/>
-            </w:tcMar>
-            <w:vAlign w:val="center"/>
-          </w:tcPr>
-          <w:p>
-            <w:r>
-              <w:rPr>
-                <w:sz w:val="20"/>
-                <w:szCs w:val="20"/>
-              </w:rPr>
-              <w:t>Year Tutors</w:t>
-            </w:r>
-          </w:p>
-        </w:tc>
-        <w:tc>
-          <w:tcPr>
-            <w:tcW w:w="2350" w:type="dxa"/>
-            <w:shd w:val="clear" w:color="auto" w:fill="FFFFFF"/>
-            <w:tcMar>
-              <w:top w:w="70" w:type="dxa"/>
-              <w:left w:w="120" w:type="dxa"/>
-              <w:bottom w:w="70" w:type="dxa"/>
-              <w:right w:w="120" w:type="dxa"/>
-            </w:tcMar>
-            <w:vAlign w:val="center"/>
-          </w:tcPr>
-          <w:p>
-            <w:r>
-              <w:rPr>
-                <w:sz w:val="20"/>
-                <w:szCs w:val="20"/>
-              </w:rPr>
-              <w:t>10%</w:t>
-            </w:r>
-          </w:p>
-        </w:tc>
-      </w:tr>
-      <w:tr>
-        <w:tblPrEx>
-          <w:tblCellMar>
-            <w:top w:w="0" w:type="dxa"/>
-            <w:bottom w:w="0" w:type="dxa"/>
-          </w:tblCellMar>
-        </w:tblPrEx>
         <w:tc>
           <w:tcPr>
             <w:tcW w:w="7000" w:type="dxa"/>
@@ -6691,12 +6128,6 @@
         <w:gridCol w:w="2350"/>
       </w:tblGrid>
       <w:tr>
-        <w:tblPrEx>
-          <w:tblCellMar>
-            <w:top w:w="0" w:type="dxa"/>
-            <w:bottom w:w="0" w:type="dxa"/>
-          </w:tblCellMar>
-        </w:tblPrEx>
         <w:trPr>
           <w:tblHeader/>
         </w:trPr>
@@ -6752,12 +6183,6 @@
         </w:tc>
       </w:tr>
       <w:tr>
-        <w:tblPrEx>
-          <w:tblCellMar>
-            <w:top w:w="0" w:type="dxa"/>
-            <w:bottom w:w="0" w:type="dxa"/>
-          </w:tblCellMar>
-        </w:tblPrEx>
         <w:tc>
           <w:tcPr>
             <w:tcW w:w="7000" w:type="dxa"/>
@@ -6804,12 +6229,6 @@
         </w:tc>
       </w:tr>
       <w:tr>
-        <w:tblPrEx>
-          <w:tblCellMar>
-            <w:top w:w="0" w:type="dxa"/>
-            <w:bottom w:w="0" w:type="dxa"/>
-          </w:tblCellMar>
-        </w:tblPrEx>
         <w:tc>
           <w:tcPr>
             <w:tcW w:w="7000" w:type="dxa"/>
@@ -6856,12 +6275,6 @@
         </w:tc>
       </w:tr>
       <w:tr>
-        <w:tblPrEx>
-          <w:tblCellMar>
-            <w:top w:w="0" w:type="dxa"/>
-            <w:bottom w:w="0" w:type="dxa"/>
-          </w:tblCellMar>
-        </w:tblPrEx>
         <w:tc>
           <w:tcPr>
             <w:tcW w:w="7000" w:type="dxa"/>
@@ -6908,12 +6321,6 @@
         </w:tc>
       </w:tr>
       <w:tr>
-        <w:tblPrEx>
-          <w:tblCellMar>
-            <w:top w:w="0" w:type="dxa"/>
-            <w:bottom w:w="0" w:type="dxa"/>
-          </w:tblCellMar>
-        </w:tblPrEx>
         <w:tc>
           <w:tcPr>
             <w:tcW w:w="7000" w:type="dxa"/>
@@ -6960,12 +6367,6 @@
         </w:tc>
       </w:tr>
       <w:tr>
-        <w:tblPrEx>
-          <w:tblCellMar>
-            <w:top w:w="0" w:type="dxa"/>
-            <w:bottom w:w="0" w:type="dxa"/>
-          </w:tblCellMar>
-        </w:tblPrEx>
         <w:tc>
           <w:tcPr>
             <w:tcW w:w="7000" w:type="dxa"/>
@@ -7012,12 +6413,6 @@
         </w:tc>
       </w:tr>
       <w:tr>
-        <w:tblPrEx>
-          <w:tblCellMar>
-            <w:top w:w="0" w:type="dxa"/>
-            <w:bottom w:w="0" w:type="dxa"/>
-          </w:tblCellMar>
-        </w:tblPrEx>
         <w:tc>
           <w:tcPr>
             <w:tcW w:w="7000" w:type="dxa"/>
@@ -7064,12 +6459,6 @@
         </w:tc>
       </w:tr>
       <w:tr>
-        <w:tblPrEx>
-          <w:tblCellMar>
-            <w:top w:w="0" w:type="dxa"/>
-            <w:bottom w:w="0" w:type="dxa"/>
-          </w:tblCellMar>
-        </w:tblPrEx>
         <w:tc>
           <w:tcPr>
             <w:tcW w:w="7000" w:type="dxa"/>
@@ -7116,12 +6505,6 @@
         </w:tc>
       </w:tr>
       <w:tr>
-        <w:tblPrEx>
-          <w:tblCellMar>
-            <w:top w:w="0" w:type="dxa"/>
-            <w:bottom w:w="0" w:type="dxa"/>
-          </w:tblCellMar>
-        </w:tblPrEx>
         <w:tc>
           <w:tcPr>
             <w:tcW w:w="7000" w:type="dxa"/>
@@ -7168,12 +6551,6 @@
         </w:tc>
       </w:tr>
       <w:tr>
-        <w:tblPrEx>
-          <w:tblCellMar>
-            <w:top w:w="0" w:type="dxa"/>
-            <w:bottom w:w="0" w:type="dxa"/>
-          </w:tblCellMar>
-        </w:tblPrEx>
         <w:tc>
           <w:tcPr>
             <w:tcW w:w="7000" w:type="dxa"/>
@@ -7229,12 +6606,6 @@
         </w:tc>
       </w:tr>
       <w:tr>
-        <w:tblPrEx>
-          <w:tblCellMar>
-            <w:top w:w="0" w:type="dxa"/>
-            <w:bottom w:w="0" w:type="dxa"/>
-          </w:tblCellMar>
-        </w:tblPrEx>
         <w:tc>
           <w:tcPr>
             <w:tcW w:w="7000" w:type="dxa"/>
@@ -7281,12 +6652,6 @@
         </w:tc>
       </w:tr>
       <w:tr>
-        <w:tblPrEx>
-          <w:tblCellMar>
-            <w:top w:w="0" w:type="dxa"/>
-            <w:bottom w:w="0" w:type="dxa"/>
-          </w:tblCellMar>
-        </w:tblPrEx>
         <w:tc>
           <w:tcPr>
             <w:tcW w:w="7000" w:type="dxa"/>
@@ -7333,12 +6698,6 @@
         </w:tc>
       </w:tr>
       <w:tr>
-        <w:tblPrEx>
-          <w:tblCellMar>
-            <w:top w:w="0" w:type="dxa"/>
-            <w:bottom w:w="0" w:type="dxa"/>
-          </w:tblCellMar>
-        </w:tblPrEx>
         <w:tc>
           <w:tcPr>
             <w:tcW w:w="7000" w:type="dxa"/>
@@ -7439,12 +6798,6 @@
         <w:gridCol w:w="2350"/>
       </w:tblGrid>
       <w:tr>
-        <w:tblPrEx>
-          <w:tblCellMar>
-            <w:top w:w="0" w:type="dxa"/>
-            <w:bottom w:w="0" w:type="dxa"/>
-          </w:tblCellMar>
-        </w:tblPrEx>
         <w:trPr>
           <w:tblHeader/>
         </w:trPr>
@@ -7500,12 +6853,6 @@
         </w:tc>
       </w:tr>
       <w:tr>
-        <w:tblPrEx>
-          <w:tblCellMar>
-            <w:top w:w="0" w:type="dxa"/>
-            <w:bottom w:w="0" w:type="dxa"/>
-          </w:tblCellMar>
-        </w:tblPrEx>
         <w:tc>
           <w:tcPr>
             <w:tcW w:w="7000" w:type="dxa"/>
@@ -7552,12 +6899,6 @@
         </w:tc>
       </w:tr>
       <w:tr>
-        <w:tblPrEx>
-          <w:tblCellMar>
-            <w:top w:w="0" w:type="dxa"/>
-            <w:bottom w:w="0" w:type="dxa"/>
-          </w:tblCellMar>
-        </w:tblPrEx>
         <w:tc>
           <w:tcPr>
             <w:tcW w:w="7000" w:type="dxa"/>
@@ -7604,12 +6945,6 @@
         </w:tc>
       </w:tr>
       <w:tr>
-        <w:tblPrEx>
-          <w:tblCellMar>
-            <w:top w:w="0" w:type="dxa"/>
-            <w:bottom w:w="0" w:type="dxa"/>
-          </w:tblCellMar>
-        </w:tblPrEx>
         <w:tc>
           <w:tcPr>
             <w:tcW w:w="7000" w:type="dxa"/>
@@ -7656,12 +6991,6 @@
         </w:tc>
       </w:tr>
       <w:tr>
-        <w:tblPrEx>
-          <w:tblCellMar>
-            <w:top w:w="0" w:type="dxa"/>
-            <w:bottom w:w="0" w:type="dxa"/>
-          </w:tblCellMar>
-        </w:tblPrEx>
         <w:tc>
           <w:tcPr>
             <w:tcW w:w="7000" w:type="dxa"/>
@@ -7748,12 +7077,6 @@
         <w:gridCol w:w="2350"/>
       </w:tblGrid>
       <w:tr>
-        <w:tblPrEx>
-          <w:tblCellMar>
-            <w:top w:w="0" w:type="dxa"/>
-            <w:bottom w:w="0" w:type="dxa"/>
-          </w:tblCellMar>
-        </w:tblPrEx>
         <w:trPr>
           <w:tblHeader/>
         </w:trPr>
@@ -7809,12 +7132,6 @@
         </w:tc>
       </w:tr>
       <w:tr>
-        <w:tblPrEx>
-          <w:tblCellMar>
-            <w:top w:w="0" w:type="dxa"/>
-            <w:bottom w:w="0" w:type="dxa"/>
-          </w:tblCellMar>
-        </w:tblPrEx>
         <w:tc>
           <w:tcPr>
             <w:tcW w:w="7000" w:type="dxa"/>
@@ -7861,12 +7178,6 @@
         </w:tc>
       </w:tr>
       <w:tr>
-        <w:tblPrEx>
-          <w:tblCellMar>
-            <w:top w:w="0" w:type="dxa"/>
-            <w:bottom w:w="0" w:type="dxa"/>
-          </w:tblCellMar>
-        </w:tblPrEx>
         <w:tc>
           <w:tcPr>
             <w:tcW w:w="7000" w:type="dxa"/>
@@ -7913,12 +7224,6 @@
         </w:tc>
       </w:tr>
       <w:tr>
-        <w:tblPrEx>
-          <w:tblCellMar>
-            <w:top w:w="0" w:type="dxa"/>
-            <w:bottom w:w="0" w:type="dxa"/>
-          </w:tblCellMar>
-        </w:tblPrEx>
         <w:tc>
           <w:tcPr>
             <w:tcW w:w="7000" w:type="dxa"/>
@@ -7965,12 +7270,6 @@
         </w:tc>
       </w:tr>
       <w:tr>
-        <w:tblPrEx>
-          <w:tblCellMar>
-            <w:top w:w="0" w:type="dxa"/>
-            <w:bottom w:w="0" w:type="dxa"/>
-          </w:tblCellMar>
-        </w:tblPrEx>
         <w:tc>
           <w:tcPr>
             <w:tcW w:w="7000" w:type="dxa"/>
@@ -8017,12 +7316,6 @@
         </w:tc>
       </w:tr>
       <w:tr>
-        <w:tblPrEx>
-          <w:tblCellMar>
-            <w:top w:w="0" w:type="dxa"/>
-            <w:bottom w:w="0" w:type="dxa"/>
-          </w:tblCellMar>
-        </w:tblPrEx>
         <w:tc>
           <w:tcPr>
             <w:tcW w:w="7000" w:type="dxa"/>
@@ -8069,12 +7362,6 @@
         </w:tc>
       </w:tr>
       <w:tr>
-        <w:tblPrEx>
-          <w:tblCellMar>
-            <w:top w:w="0" w:type="dxa"/>
-            <w:bottom w:w="0" w:type="dxa"/>
-          </w:tblCellMar>
-        </w:tblPrEx>
         <w:tc>
           <w:tcPr>
             <w:tcW w:w="7000" w:type="dxa"/>
@@ -8121,12 +7408,6 @@
         </w:tc>
       </w:tr>
       <w:tr>
-        <w:tblPrEx>
-          <w:tblCellMar>
-            <w:top w:w="0" w:type="dxa"/>
-            <w:bottom w:w="0" w:type="dxa"/>
-          </w:tblCellMar>
-        </w:tblPrEx>
         <w:tc>
           <w:tcPr>
             <w:tcW w:w="7000" w:type="dxa"/>
@@ -8173,12 +7454,6 @@
         </w:tc>
       </w:tr>
       <w:tr>
-        <w:tblPrEx>
-          <w:tblCellMar>
-            <w:top w:w="0" w:type="dxa"/>
-            <w:bottom w:w="0" w:type="dxa"/>
-          </w:tblCellMar>
-        </w:tblPrEx>
         <w:tc>
           <w:tcPr>
             <w:tcW w:w="7000" w:type="dxa"/>

--- a/Work Allocation Model.docx
+++ b/Work Allocation Model.docx
@@ -2507,7 +2507,7 @@
                 <w:sz w:val="20"/>
                 <w:szCs w:val="20"/>
               </w:rPr>
-              <w:t xml:space="preserve">The automated workload reports don't yet apply every rate above exactly as described. In particular: all script marking and assessment setting currently uses the manual, MSc-level rate regardless of whether marking is actually automated or the module is undergraduate; the combined new-content-and-new-lecturer rate (7.5×) isn't yet distinguished from the standard new-lecturer rate (5×); and h/w labs, drop-in sessions, new video lectures, and the online-programme rates below aren't yet applied automatically. If any of these apply to your teaching, please flag it to </w:t>
+              <w:t xml:space="preserve">The automated workload reports don't yet apply every rate above exactly as described. In particular: all script marking and assessment setting currently uses the manual rate regardless of whether marking is actually automated (script marking now splits UG and MSc cohorts correctly, including shared modules recorded with separate H/M codes; assessment setting has no separate MSc rate in this model); the combined new-content-and-new-lecturer rate (7.5×) isn't yet distinguished from the standard new-lecturer rate (5×); and h/w labs, drop-in sessions, new video lectures, and the online-programme rates below aren't yet applied automatically. If any of these apply to your teaching, please flag it to </w:t>
             </w:r>
             <w:r>
               <w:rPr>

--- a/Work Allocation Model.docx
+++ b/Work Allocation Model.docx
@@ -1797,7 +1797,7 @@
                 <w:sz w:val="20"/>
                 <w:szCs w:val="20"/>
               </w:rPr>
-              <w:t>0.33</w:t>
+              <w:t>1/3 (20 min)</w:t>
             </w:r>
           </w:p>
         </w:tc>

--- a/Work Allocation Model.docx
+++ b/Work Allocation Model.docx
@@ -6063,31 +6063,6 @@
         </w:tc>
       </w:tr>
     </w:tbl>
-    <w:p>
-      <w:pPr>
-        <w:spacing w:before="100"/>
-      </w:pPr>
-      <w:r>
-        <w:rPr>
-          <w:i/>
-          <w:iCs/>
-          <w:sz w:val="20"/>
-          <w:szCs w:val="20"/>
-        </w:rPr>
-        <w:lastRenderedPageBreak/>
-        <w:t xml:space="preserve">Ethics (Committee Members) was updated from 5% to 10% in July 2026. </w:t>
-      </w:r>
-      <w:r>
-        <w:rPr>
-          <w:i/>
-          <w:iCs/>
-          <w:color w:val="8A5A00"/>
-          <w:sz w:val="20"/>
-          <w:szCs w:val="20"/>
-        </w:rPr>
-        <w:t>The current calculation tool was last checked against 20% for this role — please confirm the 10% figure is what should be applied before relying on an individual report for this role.</w:t>
-      </w:r>
-    </w:p>
     <w:p>
       <w:pPr>
         <w:spacing w:after="120"/>

--- a/Work Allocation Model.docx
+++ b/Work Allocation Model.docx
@@ -620,90 +620,28 @@
         <w:tc>
           <w:tcPr>
             <w:tcW w:w="6600" w:type="dxa"/>
-            <w:shd w:val="clear" w:color="auto" w:fill="FFFFFF"/>
-            <w:tcMar>
-              <w:top w:w="70" w:type="dxa"/>
-              <w:left w:w="120" w:type="dxa"/>
-              <w:bottom w:w="70" w:type="dxa"/>
-              <w:right w:w="120" w:type="dxa"/>
-            </w:tcMar>
-            <w:vAlign w:val="center"/>
-          </w:tcPr>
-          <w:p>
-            <w:r>
-              <w:rPr>
-                <w:sz w:val="20"/>
-                <w:szCs w:val="20"/>
-              </w:rPr>
-              <w:t xml:space="preserve">Minimum administrative teaching load — for the </w:t>
-            </w:r>
-            <w:proofErr w:type="spellStart"/>
-            <w:r>
-              <w:rPr>
-                <w:sz w:val="20"/>
-                <w:szCs w:val="20"/>
-              </w:rPr>
-              <w:t>HoD</w:t>
-            </w:r>
-            <w:proofErr w:type="spellEnd"/>
-            <w:r>
-              <w:rPr>
-                <w:sz w:val="20"/>
-                <w:szCs w:val="20"/>
-              </w:rPr>
-              <w:t xml:space="preserve"> and other admin staff without module teaching</w:t>
+            <w:shd w:val="clear" w:color="auto" w:fill="F4F7F7"/>
+            <w:tcMar>
+              <w:top w:w="70" w:type="dxa"/>
+              <w:left w:w="120" w:type="dxa"/>
+              <w:bottom w:w="70" w:type="dxa"/>
+              <w:right w:w="120" w:type="dxa"/>
+            </w:tcMar>
+            <w:vAlign w:val="center"/>
+          </w:tcPr>
+          <w:p>
+            <w:r>
+              <w:rPr>
+                <w:sz w:val="20"/>
+                <w:szCs w:val="20"/>
+              </w:rPr>
+              <w:t>Service points (committee work) — for the Head of Department and other administrative staff</w:t>
             </w:r>
           </w:p>
         </w:tc>
         <w:tc>
           <w:tcPr>
             <w:tcW w:w="2750" w:type="dxa"/>
-            <w:shd w:val="clear" w:color="auto" w:fill="FFFFFF"/>
-            <w:tcMar>
-              <w:top w:w="70" w:type="dxa"/>
-              <w:left w:w="120" w:type="dxa"/>
-              <w:bottom w:w="70" w:type="dxa"/>
-              <w:right w:w="120" w:type="dxa"/>
-            </w:tcMar>
-            <w:vAlign w:val="center"/>
-          </w:tcPr>
-          <w:p>
-            <w:r>
-              <w:rPr>
-                <w:sz w:val="20"/>
-                <w:szCs w:val="20"/>
-              </w:rPr>
-              <w:t>30</w:t>
-            </w:r>
-          </w:p>
-        </w:tc>
-      </w:tr>
-      <w:tr>
-        <w:tc>
-          <w:tcPr>
-            <w:tcW w:w="6600" w:type="dxa"/>
-            <w:shd w:val="clear" w:color="auto" w:fill="F4F7F7"/>
-            <w:tcMar>
-              <w:top w:w="70" w:type="dxa"/>
-              <w:left w:w="120" w:type="dxa"/>
-              <w:bottom w:w="70" w:type="dxa"/>
-              <w:right w:w="120" w:type="dxa"/>
-            </w:tcMar>
-            <w:vAlign w:val="center"/>
-          </w:tcPr>
-          <w:p>
-            <w:r>
-              <w:rPr>
-                <w:sz w:val="20"/>
-                <w:szCs w:val="20"/>
-              </w:rPr>
-              <w:t>Service points (committee work) — for the Head of Department and other administrative staff</w:t>
-            </w:r>
-          </w:p>
-        </w:tc>
-        <w:tc>
-          <w:tcPr>
-            <w:tcW w:w="2750" w:type="dxa"/>
             <w:shd w:val="clear" w:color="auto" w:fill="F4F7F7"/>
             <w:tcMar>
               <w:top w:w="70" w:type="dxa"/>
@@ -735,10 +673,18 @@
     </w:p>
     <w:p>
       <w:pPr>
+        <w:spacing w:before="140" w:after="160"/>
+      </w:pPr>
+      <w:r>
+        <w:t>There is no baseline or minimum teaching allowance. Teaching hours come solely from module involvement and supervision, so a member of staff not associated with any module has 0 teaching hours - including the HoD and other staff in substantial administrative roles. They still receive the engagement and personal development baselines above.</w:t>
+      </w:r>
+    </w:p>
+    <w:p>
+      <w:pPr>
         <w:spacing w:after="160" w:line="276" w:lineRule="auto"/>
       </w:pPr>
       <w:r>
-        <w:t>For part-time staff, nominal hours and all of the baselines above (engagement, personal development, minimum admin teaching, service points, project setting, and the protected research baseline described in Section 3) scale by FTE. Contract normative divisions (also Section 3) apply to the FTE-adjusted nominal hours.</w:t>
+        <w:t>For part-time staff, nominal hours and all of the baselines above (engagement, personal development, service points, project setting, and the protected research baseline described in Section 3) scale by FTE. Contract normative divisions (also Section 3) apply to the FTE-adjusted nominal hours.</w:t>
       </w:r>
     </w:p>
     <w:p>

--- a/Work Allocation Model.docx
+++ b/Work Allocation Model.docx
@@ -616,52 +616,6 @@
           </w:p>
         </w:tc>
       </w:tr>
-      <w:tr>
-        <w:tc>
-          <w:tcPr>
-            <w:tcW w:w="6600" w:type="dxa"/>
-            <w:shd w:val="clear" w:color="auto" w:fill="F4F7F7"/>
-            <w:tcMar>
-              <w:top w:w="70" w:type="dxa"/>
-              <w:left w:w="120" w:type="dxa"/>
-              <w:bottom w:w="70" w:type="dxa"/>
-              <w:right w:w="120" w:type="dxa"/>
-            </w:tcMar>
-            <w:vAlign w:val="center"/>
-          </w:tcPr>
-          <w:p>
-            <w:r>
-              <w:rPr>
-                <w:sz w:val="20"/>
-                <w:szCs w:val="20"/>
-              </w:rPr>
-              <w:t>Service points (committee work) — for the Head of Department and other administrative staff</w:t>
-            </w:r>
-          </w:p>
-        </w:tc>
-        <w:tc>
-          <w:tcPr>
-            <w:tcW w:w="2750" w:type="dxa"/>
-            <w:shd w:val="clear" w:color="auto" w:fill="F4F7F7"/>
-            <w:tcMar>
-              <w:top w:w="70" w:type="dxa"/>
-              <w:left w:w="120" w:type="dxa"/>
-              <w:bottom w:w="70" w:type="dxa"/>
-              <w:right w:w="120" w:type="dxa"/>
-            </w:tcMar>
-            <w:vAlign w:val="center"/>
-          </w:tcPr>
-          <w:p>
-            <w:r>
-              <w:rPr>
-                <w:sz w:val="20"/>
-                <w:szCs w:val="20"/>
-              </w:rPr>
-              <w:t>175</w:t>
-            </w:r>
-          </w:p>
-        </w:tc>
-      </w:tr>
     </w:tbl>
     <w:p>
       <w:pPr>
@@ -684,7 +638,7 @@
         <w:spacing w:after="160" w:line="276" w:lineRule="auto"/>
       </w:pPr>
       <w:r>
-        <w:t>For part-time staff, nominal hours and all of the baselines above (engagement, personal development, service points, project setting, and the protected research baseline described in Section 3) scale by FTE. Contract normative divisions (also Section 3) apply to the FTE-adjusted nominal hours.</w:t>
+        <w:t>For part-time staff, nominal hours and all of the baselines above (engagement, personal development, project setting, and the protected research baseline described in Section 3) scale by FTE. Contract normative divisions (also Section 3) apply to the FTE-adjusted nominal hours.</w:t>
       </w:r>
     </w:p>
     <w:p>

--- a/Work Allocation Model.docx
+++ b/Work Allocation Model.docx
@@ -655,7 +655,7 @@
         <w:spacing w:after="160" w:line="276" w:lineRule="auto"/>
       </w:pPr>
       <w:r>
-        <w:t>The task-related multipliers are the time it takes to complete a unit of a specific task. For example, two hours of lectures takes not only two hours of contact time but also planning and prep/review of slides, and engaging with students around the content. New lectures take more time, as the content has to be produced. When more than one person is assigned to teach a module, the workload is assumed to split evenly between them.</w:t>
+        <w:t>The task-related multipliers are the time it takes to complete a unit of a specific task. For example, two hours of lectures takes not only two hours of contact time but also planning and prep/review of slides, and engaging with students around the content. New lectures take more time, as the content has to be produced. When more than one person is assigned to teach a module, the workload is assumed to split evenly between them. Lecture contact is assumed to be 2 hours per week over 11 teaching weeks (22 hours) for every module, regardless of its credit weighting; a module carrying more credits is not assumed to have proportionally more lecture contact, since the additional credits generally reflect project or independent-study time rather than extra lectures.</w:t>
       </w:r>
     </w:p>
     <w:p>

--- a/Work Allocation Model.docx
+++ b/Work Allocation Model.docx
@@ -657,6 +657,9 @@
       <w:r>
         <w:t>The task-related multipliers are the time it takes to complete a unit of a specific task. For example, two hours of lectures takes not only two hours of contact time but also planning and prep/review of slides, and engaging with students around the content. New lectures take more time, as the content has to be produced. When more than one person is assigned to teach a module, the workload is assumed to split evenly between them. Lecture contact is assumed to be 2 hours per week over 11 teaching weeks (22 hours) for every module, regardless of its credit weighting; a module carrying more credits is not assumed to have proportionally more lecture contact, since the additional credits generally reflect project or independent-study time rather than extra lectures.</w:t>
       </w:r>
+      <w:r>
+        <w:t xml:space="preserve"> Block-taught modules are the exception: the SCSE masters modules are delivered in blocks rather than weekly and carry about three days (22 hours) of contact per 10 credits, all of it treated as lectures and split between the module team, so a 20-credit SCSE module carries 44 hours.</w:t>
+      </w:r>
     </w:p>
     <w:p>
       <w:pPr>
@@ -2352,6 +2355,14 @@
       </w:pPr>
       <w:r>
         <w:t>For each repetition of an identical class within the same week (e.g. the 2nd and 3rd run of a practical session), apply a flat 1.5× multiplier to contact duration. The first session of the week uses the standard multiplier (2.5× for existing content, 5× for new content).</w:t>
+      </w:r>
+    </w:p>
+    <w:p>
+      <w:pPr>
+        <w:spacing w:before="140"/>
+      </w:pPr>
+      <w:r>
+        <w:t>Module leadership — the module leader receives one further working day (7.3 hours) per module led, in addition to their share of the teaching team’s work. It is costed here as a task rate rather than as an administrative role, and is shown against the module alongside delivery, practicals and assessment.</w:t>
       </w:r>
     </w:p>
     <w:tbl>
@@ -4122,52 +4133,6 @@
         <w:tc>
           <w:tcPr>
             <w:tcW w:w="7000" w:type="dxa"/>
-            <w:shd w:val="clear" w:color="auto" w:fill="FFFFFF"/>
-            <w:tcMar>
-              <w:top w:w="70" w:type="dxa"/>
-              <w:left w:w="120" w:type="dxa"/>
-              <w:bottom w:w="70" w:type="dxa"/>
-              <w:right w:w="120" w:type="dxa"/>
-            </w:tcMar>
-            <w:vAlign w:val="center"/>
-          </w:tcPr>
-          <w:p>
-            <w:r>
-              <w:rPr>
-                <w:sz w:val="20"/>
-                <w:szCs w:val="20"/>
-              </w:rPr>
-              <w:t>EDI Chair</w:t>
-            </w:r>
-          </w:p>
-        </w:tc>
-        <w:tc>
-          <w:tcPr>
-            <w:tcW w:w="2350" w:type="dxa"/>
-            <w:shd w:val="clear" w:color="auto" w:fill="FFFFFF"/>
-            <w:tcMar>
-              <w:top w:w="70" w:type="dxa"/>
-              <w:left w:w="120" w:type="dxa"/>
-              <w:bottom w:w="70" w:type="dxa"/>
-              <w:right w:w="120" w:type="dxa"/>
-            </w:tcMar>
-            <w:vAlign w:val="center"/>
-          </w:tcPr>
-          <w:p>
-            <w:r>
-              <w:rPr>
-                <w:sz w:val="20"/>
-                <w:szCs w:val="20"/>
-              </w:rPr>
-              <w:t>20%</w:t>
-            </w:r>
-          </w:p>
-        </w:tc>
-      </w:tr>
-      <w:tr>
-        <w:tc>
-          <w:tcPr>
-            <w:tcW w:w="7000" w:type="dxa"/>
             <w:shd w:val="clear" w:color="auto" w:fill="F4F7F7"/>
             <w:tcMar>
               <w:top w:w="70" w:type="dxa"/>
@@ -4448,52 +4413,6 @@
         <w:tc>
           <w:tcPr>
             <w:tcW w:w="7000" w:type="dxa"/>
-            <w:shd w:val="clear" w:color="auto" w:fill="F4F7F7"/>
-            <w:tcMar>
-              <w:top w:w="70" w:type="dxa"/>
-              <w:left w:w="120" w:type="dxa"/>
-              <w:bottom w:w="70" w:type="dxa"/>
-              <w:right w:w="120" w:type="dxa"/>
-            </w:tcMar>
-            <w:vAlign w:val="center"/>
-          </w:tcPr>
-          <w:p>
-            <w:r>
-              <w:rPr>
-                <w:sz w:val="20"/>
-                <w:szCs w:val="20"/>
-              </w:rPr>
-              <w:t>Deputy Chair BoS</w:t>
-            </w:r>
-          </w:p>
-        </w:tc>
-        <w:tc>
-          <w:tcPr>
-            <w:tcW w:w="2350" w:type="dxa"/>
-            <w:shd w:val="clear" w:color="auto" w:fill="F4F7F7"/>
-            <w:tcMar>
-              <w:top w:w="70" w:type="dxa"/>
-              <w:left w:w="120" w:type="dxa"/>
-              <w:bottom w:w="70" w:type="dxa"/>
-              <w:right w:w="120" w:type="dxa"/>
-            </w:tcMar>
-            <w:vAlign w:val="center"/>
-          </w:tcPr>
-          <w:p>
-            <w:r>
-              <w:rPr>
-                <w:sz w:val="20"/>
-                <w:szCs w:val="20"/>
-              </w:rPr>
-              <w:t>20%</w:t>
-            </w:r>
-          </w:p>
-        </w:tc>
-      </w:tr>
-      <w:tr>
-        <w:tc>
-          <w:tcPr>
-            <w:tcW w:w="7000" w:type="dxa"/>
             <w:shd w:val="clear" w:color="auto" w:fill="FFFFFF"/>
             <w:tcMar>
               <w:top w:w="70" w:type="dxa"/>
@@ -4800,52 +4719,6 @@
         <w:tc>
           <w:tcPr>
             <w:tcW w:w="7000" w:type="dxa"/>
-            <w:shd w:val="clear" w:color="auto" w:fill="F4F7F7"/>
-            <w:tcMar>
-              <w:top w:w="70" w:type="dxa"/>
-              <w:left w:w="120" w:type="dxa"/>
-              <w:bottom w:w="70" w:type="dxa"/>
-              <w:right w:w="120" w:type="dxa"/>
-            </w:tcMar>
-            <w:vAlign w:val="center"/>
-          </w:tcPr>
-          <w:p>
-            <w:r>
-              <w:rPr>
-                <w:sz w:val="20"/>
-                <w:szCs w:val="20"/>
-              </w:rPr>
-              <w:t>Exam Paper checking panel</w:t>
-            </w:r>
-          </w:p>
-        </w:tc>
-        <w:tc>
-          <w:tcPr>
-            <w:tcW w:w="2350" w:type="dxa"/>
-            <w:shd w:val="clear" w:color="auto" w:fill="F4F7F7"/>
-            <w:tcMar>
-              <w:top w:w="70" w:type="dxa"/>
-              <w:left w:w="120" w:type="dxa"/>
-              <w:bottom w:w="70" w:type="dxa"/>
-              <w:right w:w="120" w:type="dxa"/>
-            </w:tcMar>
-            <w:vAlign w:val="center"/>
-          </w:tcPr>
-          <w:p>
-            <w:r>
-              <w:rPr>
-                <w:sz w:val="20"/>
-                <w:szCs w:val="20"/>
-              </w:rPr>
-              <w:t>2.5%</w:t>
-            </w:r>
-          </w:p>
-        </w:tc>
-      </w:tr>
-      <w:tr>
-        <w:tc>
-          <w:tcPr>
-            <w:tcW w:w="7000" w:type="dxa"/>
             <w:shd w:val="clear" w:color="auto" w:fill="FFFFFF"/>
             <w:tcMar>
               <w:top w:w="70" w:type="dxa"/>
@@ -4901,52 +4774,6 @@
         <w:tc>
           <w:tcPr>
             <w:tcW w:w="7000" w:type="dxa"/>
-            <w:shd w:val="clear" w:color="auto" w:fill="F4F7F7"/>
-            <w:tcMar>
-              <w:top w:w="70" w:type="dxa"/>
-              <w:left w:w="120" w:type="dxa"/>
-              <w:bottom w:w="70" w:type="dxa"/>
-              <w:right w:w="120" w:type="dxa"/>
-            </w:tcMar>
-            <w:vAlign w:val="center"/>
-          </w:tcPr>
-          <w:p>
-            <w:r>
-              <w:rPr>
-                <w:sz w:val="20"/>
-                <w:szCs w:val="20"/>
-              </w:rPr>
-              <w:t>Technical Quality Manager (on-campus)</w:t>
-            </w:r>
-          </w:p>
-        </w:tc>
-        <w:tc>
-          <w:tcPr>
-            <w:tcW w:w="2350" w:type="dxa"/>
-            <w:shd w:val="clear" w:color="auto" w:fill="F4F7F7"/>
-            <w:tcMar>
-              <w:top w:w="70" w:type="dxa"/>
-              <w:left w:w="120" w:type="dxa"/>
-              <w:bottom w:w="70" w:type="dxa"/>
-              <w:right w:w="120" w:type="dxa"/>
-            </w:tcMar>
-            <w:vAlign w:val="center"/>
-          </w:tcPr>
-          <w:p>
-            <w:r>
-              <w:rPr>
-                <w:sz w:val="20"/>
-                <w:szCs w:val="20"/>
-              </w:rPr>
-              <w:t>30%</w:t>
-            </w:r>
-          </w:p>
-        </w:tc>
-      </w:tr>
-      <w:tr>
-        <w:tc>
-          <w:tcPr>
-            <w:tcW w:w="7000" w:type="dxa"/>
             <w:shd w:val="clear" w:color="auto" w:fill="FFFFFF"/>
             <w:tcMar>
               <w:top w:w="70" w:type="dxa"/>
@@ -5269,68 +5096,22 @@
         <w:tc>
           <w:tcPr>
             <w:tcW w:w="7000" w:type="dxa"/>
-            <w:shd w:val="clear" w:color="auto" w:fill="F4F7F7"/>
-            <w:tcMar>
-              <w:top w:w="70" w:type="dxa"/>
-              <w:left w:w="120" w:type="dxa"/>
-              <w:bottom w:w="70" w:type="dxa"/>
-              <w:right w:w="120" w:type="dxa"/>
-            </w:tcMar>
-            <w:vAlign w:val="center"/>
-          </w:tcPr>
-          <w:p>
-            <w:r>
-              <w:rPr>
-                <w:sz w:val="20"/>
-                <w:szCs w:val="20"/>
-              </w:rPr>
-              <w:t>Module Leader</w:t>
-            </w:r>
-          </w:p>
-        </w:tc>
-        <w:tc>
-          <w:tcPr>
-            <w:tcW w:w="2350" w:type="dxa"/>
-            <w:shd w:val="clear" w:color="auto" w:fill="F4F7F7"/>
-            <w:tcMar>
-              <w:top w:w="70" w:type="dxa"/>
-              <w:left w:w="120" w:type="dxa"/>
-              <w:bottom w:w="70" w:type="dxa"/>
-              <w:right w:w="120" w:type="dxa"/>
-            </w:tcMar>
-            <w:vAlign w:val="center"/>
-          </w:tcPr>
-          <w:p>
-            <w:r>
-              <w:rPr>
-                <w:sz w:val="20"/>
-                <w:szCs w:val="20"/>
-              </w:rPr>
-              <w:t>2.5%</w:t>
-            </w:r>
-          </w:p>
-        </w:tc>
-      </w:tr>
-      <w:tr>
-        <w:tc>
-          <w:tcPr>
-            <w:tcW w:w="7000" w:type="dxa"/>
-            <w:shd w:val="clear" w:color="auto" w:fill="FFFFFF"/>
-            <w:tcMar>
-              <w:top w:w="70" w:type="dxa"/>
-              <w:left w:w="120" w:type="dxa"/>
-              <w:bottom w:w="70" w:type="dxa"/>
-              <w:right w:w="120" w:type="dxa"/>
-            </w:tcMar>
-            <w:vAlign w:val="center"/>
-          </w:tcPr>
-          <w:p>
-            <w:r>
-              <w:rPr>
-                <w:sz w:val="20"/>
-                <w:szCs w:val="20"/>
-              </w:rPr>
-              <w:t>Ethics (Chair)</w:t>
+            <w:shd w:val="clear" w:color="auto" w:fill="FFFFFF"/>
+            <w:tcMar>
+              <w:top w:w="70" w:type="dxa"/>
+              <w:left w:w="120" w:type="dxa"/>
+              <w:bottom w:w="70" w:type="dxa"/>
+              <w:right w:w="120" w:type="dxa"/>
+            </w:tcMar>
+            <w:vAlign w:val="center"/>
+          </w:tcPr>
+          <w:p>
+            <w:r>
+              <w:rPr>
+                <w:sz w:val="20"/>
+                <w:szCs w:val="20"/>
+              </w:rPr>
+              <w:t>Ethics Committee Chair</w:t>
             </w:r>
           </w:p>
         </w:tc>
@@ -5376,7 +5157,7 @@
                 <w:sz w:val="20"/>
                 <w:szCs w:val="20"/>
               </w:rPr>
-              <w:t>Ethics (Committee Members)</w:t>
+              <w:t>Ethics Committee Member</w:t>
             </w:r>
           </w:p>
         </w:tc>
@@ -5567,7 +5348,7 @@
                 <w:sz w:val="20"/>
                 <w:szCs w:val="20"/>
               </w:rPr>
-              <w:t>Deputy Director of Admissions (POVD etc.)</w:t>
+              <w:t>Deputy Director of Admissions (POVD etc)</w:t>
             </w:r>
           </w:p>
         </w:tc>
@@ -5798,98 +5579,6 @@
                 <w:szCs w:val="20"/>
               </w:rPr>
               <w:t>GTA Coordinator</w:t>
-            </w:r>
-          </w:p>
-        </w:tc>
-        <w:tc>
-          <w:tcPr>
-            <w:tcW w:w="2350" w:type="dxa"/>
-            <w:shd w:val="clear" w:color="auto" w:fill="FFFFFF"/>
-            <w:tcMar>
-              <w:top w:w="70" w:type="dxa"/>
-              <w:left w:w="120" w:type="dxa"/>
-              <w:bottom w:w="70" w:type="dxa"/>
-              <w:right w:w="120" w:type="dxa"/>
-            </w:tcMar>
-            <w:vAlign w:val="center"/>
-          </w:tcPr>
-          <w:p>
-            <w:r>
-              <w:rPr>
-                <w:sz w:val="20"/>
-                <w:szCs w:val="20"/>
-              </w:rPr>
-              <w:t>10%</w:t>
-            </w:r>
-          </w:p>
-        </w:tc>
-      </w:tr>
-      <w:tr>
-        <w:tc>
-          <w:tcPr>
-            <w:tcW w:w="7000" w:type="dxa"/>
-            <w:shd w:val="clear" w:color="auto" w:fill="F4F7F7"/>
-            <w:tcMar>
-              <w:top w:w="70" w:type="dxa"/>
-              <w:left w:w="120" w:type="dxa"/>
-              <w:bottom w:w="70" w:type="dxa"/>
-              <w:right w:w="120" w:type="dxa"/>
-            </w:tcMar>
-            <w:vAlign w:val="center"/>
-          </w:tcPr>
-          <w:p>
-            <w:r>
-              <w:rPr>
-                <w:sz w:val="20"/>
-                <w:szCs w:val="20"/>
-              </w:rPr>
-              <w:t>Visiting international students</w:t>
-            </w:r>
-          </w:p>
-        </w:tc>
-        <w:tc>
-          <w:tcPr>
-            <w:tcW w:w="2350" w:type="dxa"/>
-            <w:shd w:val="clear" w:color="auto" w:fill="F4F7F7"/>
-            <w:tcMar>
-              <w:top w:w="70" w:type="dxa"/>
-              <w:left w:w="120" w:type="dxa"/>
-              <w:bottom w:w="70" w:type="dxa"/>
-              <w:right w:w="120" w:type="dxa"/>
-            </w:tcMar>
-            <w:vAlign w:val="center"/>
-          </w:tcPr>
-          <w:p>
-            <w:r>
-              <w:rPr>
-                <w:sz w:val="20"/>
-                <w:szCs w:val="20"/>
-              </w:rPr>
-              <w:t>5%</w:t>
-            </w:r>
-          </w:p>
-        </w:tc>
-      </w:tr>
-      <w:tr>
-        <w:tc>
-          <w:tcPr>
-            <w:tcW w:w="7000" w:type="dxa"/>
-            <w:shd w:val="clear" w:color="auto" w:fill="FFFFFF"/>
-            <w:tcMar>
-              <w:top w:w="70" w:type="dxa"/>
-              <w:left w:w="120" w:type="dxa"/>
-              <w:bottom w:w="70" w:type="dxa"/>
-              <w:right w:w="120" w:type="dxa"/>
-            </w:tcMar>
-            <w:vAlign w:val="center"/>
-          </w:tcPr>
-          <w:p>
-            <w:r>
-              <w:rPr>
-                <w:sz w:val="20"/>
-                <w:szCs w:val="20"/>
-              </w:rPr>
-              <w:t>Year Tutors</w:t>
             </w:r>
           </w:p>
         </w:tc>
@@ -6168,7 +5857,7 @@
                 <w:sz w:val="20"/>
                 <w:szCs w:val="20"/>
               </w:rPr>
-              <w:t>Graduate School Board (ordinary member from PGR supervision pool)</w:t>
+              <w:t>Graduate School Board (Ordinary member)</w:t>
             </w:r>
           </w:p>
         </w:tc>
@@ -6214,7 +5903,7 @@
                 <w:sz w:val="20"/>
                 <w:szCs w:val="20"/>
               </w:rPr>
-              <w:t>PhD Training Officer</w:t>
+              <w:t>PGR Training Officer</w:t>
             </w:r>
           </w:p>
         </w:tc>
@@ -6375,52 +6064,6 @@
                 <w:szCs w:val="20"/>
               </w:rPr>
               <w:t>10%</w:t>
-            </w:r>
-          </w:p>
-        </w:tc>
-      </w:tr>
-      <w:tr>
-        <w:tc>
-          <w:tcPr>
-            <w:tcW w:w="7000" w:type="dxa"/>
-            <w:shd w:val="clear" w:color="auto" w:fill="F4F7F7"/>
-            <w:tcMar>
-              <w:top w:w="70" w:type="dxa"/>
-              <w:left w:w="120" w:type="dxa"/>
-              <w:bottom w:w="70" w:type="dxa"/>
-              <w:right w:w="120" w:type="dxa"/>
-            </w:tcMar>
-            <w:vAlign w:val="center"/>
-          </w:tcPr>
-          <w:p>
-            <w:r>
-              <w:rPr>
-                <w:sz w:val="20"/>
-                <w:szCs w:val="20"/>
-              </w:rPr>
-              <w:t>Departmental Seminars</w:t>
-            </w:r>
-          </w:p>
-        </w:tc>
-        <w:tc>
-          <w:tcPr>
-            <w:tcW w:w="2350" w:type="dxa"/>
-            <w:shd w:val="clear" w:color="auto" w:fill="F4F7F7"/>
-            <w:tcMar>
-              <w:top w:w="70" w:type="dxa"/>
-              <w:left w:w="120" w:type="dxa"/>
-              <w:bottom w:w="70" w:type="dxa"/>
-              <w:right w:w="120" w:type="dxa"/>
-            </w:tcMar>
-            <w:vAlign w:val="center"/>
-          </w:tcPr>
-          <w:p>
-            <w:r>
-              <w:rPr>
-                <w:sz w:val="20"/>
-                <w:szCs w:val="20"/>
-              </w:rPr>
-              <w:t>2.5%</w:t>
             </w:r>
           </w:p>
         </w:tc>

--- a/Work Allocation Model.docx
+++ b/Work Allocation Model.docx
@@ -5325,52 +5325,6 @@
                 <w:szCs w:val="20"/>
               </w:rPr>
               <w:t>5%</w:t>
-            </w:r>
-          </w:p>
-        </w:tc>
-      </w:tr>
-      <w:tr>
-        <w:tc>
-          <w:tcPr>
-            <w:tcW w:w="7000" w:type="dxa"/>
-            <w:shd w:val="clear" w:color="auto" w:fill="F4F7F7"/>
-            <w:tcMar>
-              <w:top w:w="70" w:type="dxa"/>
-              <w:left w:w="120" w:type="dxa"/>
-              <w:bottom w:w="70" w:type="dxa"/>
-              <w:right w:w="120" w:type="dxa"/>
-            </w:tcMar>
-            <w:vAlign w:val="center"/>
-          </w:tcPr>
-          <w:p>
-            <w:r>
-              <w:rPr>
-                <w:sz w:val="20"/>
-                <w:szCs w:val="20"/>
-              </w:rPr>
-              <w:t>Deputy Director of Admissions (POVD etc)</w:t>
-            </w:r>
-          </w:p>
-        </w:tc>
-        <w:tc>
-          <w:tcPr>
-            <w:tcW w:w="2350" w:type="dxa"/>
-            <w:shd w:val="clear" w:color="auto" w:fill="F4F7F7"/>
-            <w:tcMar>
-              <w:top w:w="70" w:type="dxa"/>
-              <w:left w:w="120" w:type="dxa"/>
-              <w:bottom w:w="70" w:type="dxa"/>
-              <w:right w:w="120" w:type="dxa"/>
-            </w:tcMar>
-            <w:vAlign w:val="center"/>
-          </w:tcPr>
-          <w:p>
-            <w:r>
-              <w:rPr>
-                <w:sz w:val="20"/>
-                <w:szCs w:val="20"/>
-              </w:rPr>
-              <w:t>10%</w:t>
             </w:r>
           </w:p>
         </w:tc>
